--- a/entregables/evaluacion_profesor/Retrospectivas_Localito.docx
+++ b/entregables/evaluacion_profesor/Retrospectivas_Localito.docx
@@ -4,303 +4,78 @@
   <w:body>
     <w:p>
       <w:pPr>
-        <w:jc w:val="center"/>
+        <w:spacing w:before="760"/>
       </w:pPr>
       <w:r>
         <w:rPr>
-          <w:rFonts w:ascii="Arial" w:hAnsi="Arial"/>
           <w:b/>
-          <w:color w:val="17365D"/>
-          <w:sz w:val="64"/>
         </w:rPr>
-        <w:t>LOCALITO</w:t>
+        <w:t>DUOC UC PLAZA NORTE</w:t>
       </w:r>
     </w:p>
     <w:p>
       <w:pPr>
-        <w:jc w:val="center"/>
+        <w:pStyle w:val="Title"/>
+        <w:spacing w:before="480" w:after="360"/>
       </w:pPr>
       <w:r>
-        <w:rPr>
-          <w:rFonts w:ascii="Arial" w:hAnsi="Arial"/>
-          <w:b/>
-          <w:color w:val="2F5597"/>
-          <w:sz w:val="44"/>
-        </w:rPr>
-        <w:t>Retrospectivas de Sprint</w:t>
+        <w:t>Retrospectivas de Localito</w:t>
       </w:r>
     </w:p>
     <w:p>
       <w:pPr>
-        <w:jc w:val="center"/>
+        <w:pStyle w:val="Subtitle"/>
       </w:pPr>
       <w:r>
-        <w:rPr>
-          <w:rFonts w:ascii="Arial" w:hAnsi="Arial"/>
-          <w:i/>
-          <w:sz w:val="24"/>
-        </w:rPr>
-        <w:t>Aprendizajes, mejoras y acciones</w:t>
+        <w:t>Proyecto Capstone de Ingeniería en Informática</w:t>
       </w:r>
     </w:p>
-    <w:p/>
-    <w:tbl>
-      <w:tblPr>
-        <w:tblStyle w:val="TableGrid"/>
-        <w:tblW w:type="auto" w:w="0"/>
-        <w:jc w:val="center"/>
-        <w:tblLook w:firstColumn="1" w:firstRow="1" w:lastColumn="0" w:lastRow="0" w:noHBand="0" w:noVBand="1" w:val="04A0"/>
-      </w:tblPr>
-      <w:tblGrid>
-        <w:gridCol w:w="4929"/>
-        <w:gridCol w:w="4929"/>
-      </w:tblGrid>
-      <w:tr>
-        <w:tc>
-          <w:tcPr>
-            <w:tcW w:type="dxa" w:w="4929"/>
-            <w:shd w:fill="D9EAF7"/>
-            <w:tcMar>
-              <w:top w:w="80" w:type="dxa"/>
-              <w:start w:w="90" w:type="dxa"/>
-              <w:bottom w:w="80" w:type="dxa"/>
-              <w:end w:w="90" w:type="dxa"/>
-            </w:tcMar>
-            <w:vAlign w:val="center"/>
-          </w:tcPr>
-          <w:p>
-            <w:r>
-              <w:rPr>
-                <w:b/>
-              </w:rPr>
-              <w:t>Proyecto</w:t>
-            </w:r>
-          </w:p>
-        </w:tc>
-        <w:tc>
-          <w:tcPr>
-            <w:tcW w:type="dxa" w:w="4929"/>
-            <w:tcMar>
-              <w:top w:w="80" w:type="dxa"/>
-              <w:start w:w="90" w:type="dxa"/>
-              <w:bottom w:w="80" w:type="dxa"/>
-              <w:end w:w="90" w:type="dxa"/>
-            </w:tcMar>
-            <w:vAlign w:val="center"/>
-          </w:tcPr>
-          <w:p>
-            <w:r>
-              <w:t>Localito — PWA SaaS para comercios de barrio</w:t>
-            </w:r>
-          </w:p>
-        </w:tc>
-      </w:tr>
-      <w:tr>
-        <w:tc>
-          <w:tcPr>
-            <w:tcW w:type="dxa" w:w="4929"/>
-            <w:shd w:fill="D9EAF7"/>
-            <w:tcMar>
-              <w:top w:w="80" w:type="dxa"/>
-              <w:start w:w="90" w:type="dxa"/>
-              <w:bottom w:w="80" w:type="dxa"/>
-              <w:end w:w="90" w:type="dxa"/>
-            </w:tcMar>
-            <w:vAlign w:val="center"/>
-          </w:tcPr>
-          <w:p>
-            <w:r>
-              <w:rPr>
-                <w:b/>
-              </w:rPr>
-              <w:t>Programa</w:t>
-            </w:r>
-          </w:p>
-        </w:tc>
-        <w:tc>
-          <w:tcPr>
-            <w:tcW w:type="dxa" w:w="4929"/>
-            <w:tcMar>
-              <w:top w:w="80" w:type="dxa"/>
-              <w:start w:w="90" w:type="dxa"/>
-              <w:bottom w:w="80" w:type="dxa"/>
-              <w:end w:w="90" w:type="dxa"/>
-            </w:tcMar>
-            <w:vAlign w:val="center"/>
-          </w:tcPr>
-          <w:p>
-            <w:r>
-              <w:t>Ingeniería en Informática · Capstone 2026</w:t>
-            </w:r>
-          </w:p>
-        </w:tc>
-      </w:tr>
-      <w:tr>
-        <w:tc>
-          <w:tcPr>
-            <w:tcW w:type="dxa" w:w="4929"/>
-            <w:shd w:fill="D9EAF7"/>
-            <w:tcMar>
-              <w:top w:w="80" w:type="dxa"/>
-              <w:start w:w="90" w:type="dxa"/>
-              <w:bottom w:w="80" w:type="dxa"/>
-              <w:end w:w="90" w:type="dxa"/>
-            </w:tcMar>
-            <w:vAlign w:val="center"/>
-          </w:tcPr>
-          <w:p>
-            <w:r>
-              <w:rPr>
-                <w:b/>
-              </w:rPr>
-              <w:t>Metodología</w:t>
-            </w:r>
-          </w:p>
-        </w:tc>
-        <w:tc>
-          <w:tcPr>
-            <w:tcW w:type="dxa" w:w="4929"/>
-            <w:tcMar>
-              <w:top w:w="80" w:type="dxa"/>
-              <w:start w:w="90" w:type="dxa"/>
-              <w:bottom w:w="80" w:type="dxa"/>
-              <w:end w:w="90" w:type="dxa"/>
-            </w:tcMar>
-            <w:vAlign w:val="center"/>
-          </w:tcPr>
-          <w:p>
-            <w:r>
-              <w:t>Scrum · Gestión activa en Trello</w:t>
-            </w:r>
-          </w:p>
-        </w:tc>
-      </w:tr>
-      <w:tr>
-        <w:tc>
-          <w:tcPr>
-            <w:tcW w:type="dxa" w:w="4929"/>
-            <w:shd w:fill="D9EAF7"/>
-            <w:tcMar>
-              <w:top w:w="80" w:type="dxa"/>
-              <w:start w:w="90" w:type="dxa"/>
-              <w:bottom w:w="80" w:type="dxa"/>
-              <w:end w:w="90" w:type="dxa"/>
-            </w:tcMar>
-            <w:vAlign w:val="center"/>
-          </w:tcPr>
-          <w:p>
-            <w:r>
-              <w:rPr>
-                <w:b/>
-              </w:rPr>
-              <w:t>Corte documental</w:t>
-            </w:r>
-          </w:p>
-        </w:tc>
-        <w:tc>
-          <w:tcPr>
-            <w:tcW w:type="dxa" w:w="4929"/>
-            <w:tcMar>
-              <w:top w:w="80" w:type="dxa"/>
-              <w:start w:w="90" w:type="dxa"/>
-              <w:bottom w:w="80" w:type="dxa"/>
-              <w:end w:w="90" w:type="dxa"/>
-            </w:tcMar>
-            <w:vAlign w:val="center"/>
-          </w:tcPr>
-          <w:p>
-            <w:r>
-              <w:t>03 de octubre de 2026</w:t>
-            </w:r>
-          </w:p>
-        </w:tc>
-      </w:tr>
-      <w:tr>
-        <w:tc>
-          <w:tcPr>
-            <w:tcW w:type="dxa" w:w="4929"/>
-            <w:shd w:fill="D9EAF7"/>
-            <w:tcMar>
-              <w:top w:w="80" w:type="dxa"/>
-              <w:start w:w="90" w:type="dxa"/>
-              <w:bottom w:w="80" w:type="dxa"/>
-              <w:end w:w="90" w:type="dxa"/>
-            </w:tcMar>
-            <w:vAlign w:val="center"/>
-          </w:tcPr>
-          <w:p>
-            <w:r>
-              <w:rPr>
-                <w:b/>
-              </w:rPr>
-              <w:t>Criterio de evaluación</w:t>
-            </w:r>
-          </w:p>
-        </w:tc>
-        <w:tc>
-          <w:tcPr>
-            <w:tcW w:type="dxa" w:w="4929"/>
-            <w:tcMar>
-              <w:top w:w="80" w:type="dxa"/>
-              <w:start w:w="90" w:type="dxa"/>
-              <w:bottom w:w="80" w:type="dxa"/>
-              <w:end w:w="90" w:type="dxa"/>
-            </w:tcMar>
-            <w:vAlign w:val="center"/>
-          </w:tcPr>
-          <w:p>
-            <w:r>
-              <w:t>7 · Retrospectivas</w:t>
-            </w:r>
-          </w:p>
-        </w:tc>
-      </w:tr>
-    </w:tbl>
-    <w:p/>
     <w:p>
       <w:pPr>
-        <w:jc w:val="center"/>
+        <w:pStyle w:val="Subtitle"/>
+      </w:pPr>
+      <w:r>
+        <w:t>Localito PWA SaaS para gestión de pequeños comercios</w:t>
+      </w:r>
+    </w:p>
+    <w:p>
+      <w:pPr>
+        <w:spacing w:before="760"/>
       </w:pPr>
       <w:r>
         <w:rPr>
           <w:b/>
-          <w:color w:val="17365D"/>
-          <w:sz w:val="22"/>
         </w:rPr>
-        <w:t>Equipo Scrum</w:t>
+        <w:t>Autores</w:t>
+      </w:r>
+    </w:p>
+    <w:p>
+      <w:r>
+        <w:t>Camilo González</w:t>
+        <w:br/>
+        <w:t>Alexander Patiño</w:t>
+        <w:br/>
+        <w:t>Samuel Solís</w:t>
+      </w:r>
+    </w:p>
+    <w:p>
+      <w:r>
+        <w:t>Docente Álvaro Andrés Mellado Pimentel</w:t>
+      </w:r>
+    </w:p>
+    <w:p>
+      <w:r>
+        <w:t>Versión documental revisada</w:t>
+        <w:br/>
+        <w:t>Corte del proyecto 03 de octubre de 2026</w:t>
       </w:r>
     </w:p>
     <w:p>
       <w:pPr>
-        <w:jc w:val="center"/>
+        <w:spacing w:before="400"/>
       </w:pPr>
       <w:r>
-        <w:rPr>
-          <w:sz w:val="19"/>
-        </w:rPr>
-        <w:t>Alexander Patiño — Product Owner</w:t>
-      </w:r>
-    </w:p>
-    <w:p>
-      <w:pPr>
-        <w:jc w:val="center"/>
-      </w:pPr>
-      <w:r>
-        <w:rPr>
-          <w:sz w:val="19"/>
-        </w:rPr>
-        <w:t>Samuel Solís — Scrum Master</w:t>
-      </w:r>
-    </w:p>
-    <w:p>
-      <w:pPr>
-        <w:jc w:val="center"/>
-      </w:pPr>
-      <w:r>
-        <w:rPr>
-          <w:sz w:val="19"/>
-        </w:rPr>
-        <w:t>Camilo González — Developer</w:t>
+        <w:t>Este documento desarrolla retrospectivas con evidencia del repositorio y referencias públicas. Distingue implementación, resultados históricos y mejoras pendientes.</w:t>
       </w:r>
     </w:p>
     <w:p>
@@ -313,1022 +88,1367 @@
         <w:pStyle w:val="Heading1"/>
       </w:pPr>
       <w:r>
-        <w:t>Control documental</w:t>
+        <w:t>Índice</w:t>
       </w:r>
+    </w:p>
+    <w:p>
+      <w:pPr>
+        <w:pStyle w:val="TOC1"/>
+      </w:pPr>
+      <w:r>
+        <w:fldChar w:fldCharType="begin"/>
+      </w:r>
+      <w:r>
+        <w:instrText xml:space="preserve"> TOC \o "1-2" \h \z \u </w:instrText>
+      </w:r>
+      <w:r>
+        <w:fldChar w:fldCharType="separate"/>
+      </w:r>
+      <w:hyperlink w:anchor="h1">
+        <w:r>
+          <w:rPr>
+            <w:color w:val="000000"/>
+          </w:rPr>
+          <w:t xml:space="preserve">1 Resumen ejecutivo</w:t>
+        </w:r>
+      </w:hyperlink>
+      <w:r>
+        <w:tab/>
+      </w:r>
+      <w:r>
+        <w:fldChar w:fldCharType="begin"/>
+      </w:r>
+      <w:r>
+        <w:instrText xml:space="preserve"> PAGEREF h1 \h </w:instrText>
+      </w:r>
+      <w:r>
+        <w:fldChar w:fldCharType="separate"/>
+      </w:r>
+      <w:r>
+        <w:t>3</w:t>
+      </w:r>
+      <w:r>
+        <w:fldChar w:fldCharType="end"/>
+      </w:r>
+    </w:p>
+    <w:p>
+      <w:pPr>
+        <w:pStyle w:val="TOC1"/>
+      </w:pPr>
+      <w:hyperlink w:anchor="h2">
+        <w:r>
+          <w:rPr>
+            <w:color w:val="000000"/>
+          </w:rPr>
+          <w:t xml:space="preserve">2 Introducción y criterios de evidencia</w:t>
+        </w:r>
+      </w:hyperlink>
+      <w:r>
+        <w:tab/>
+      </w:r>
+      <w:r>
+        <w:fldChar w:fldCharType="begin"/>
+      </w:r>
+      <w:r>
+        <w:instrText xml:space="preserve"> PAGEREF h2 \h </w:instrText>
+      </w:r>
+      <w:r>
+        <w:fldChar w:fldCharType="separate"/>
+      </w:r>
+      <w:r>
+        <w:t>3</w:t>
+      </w:r>
+      <w:r>
+        <w:fldChar w:fldCharType="end"/>
+      </w:r>
+    </w:p>
+    <w:p>
+      <w:pPr>
+        <w:pStyle w:val="TOC1"/>
+      </w:pPr>
+      <w:hyperlink w:anchor="h3">
+        <w:r>
+          <w:rPr>
+            <w:color w:val="000000"/>
+          </w:rPr>
+          <w:t xml:space="preserve">3 Retrospectivas de Sprint   Localito</w:t>
+        </w:r>
+      </w:hyperlink>
+      <w:r>
+        <w:tab/>
+      </w:r>
+      <w:r>
+        <w:fldChar w:fldCharType="begin"/>
+      </w:r>
+      <w:r>
+        <w:instrText xml:space="preserve"> PAGEREF h3 \h </w:instrText>
+      </w:r>
+      <w:r>
+        <w:fldChar w:fldCharType="separate"/>
+      </w:r>
+      <w:r>
+        <w:t>3</w:t>
+      </w:r>
+      <w:r>
+        <w:fldChar w:fldCharType="end"/>
+      </w:r>
+    </w:p>
+    <w:p>
+      <w:pPr>
+        <w:pStyle w:val="TOC2"/>
+      </w:pPr>
+      <w:hyperlink w:anchor="h4">
+        <w:r>
+          <w:rPr>
+            <w:color w:val="000000"/>
+          </w:rPr>
+          <w:t xml:space="preserve">3.1 Sprint 1</w:t>
+        </w:r>
+      </w:hyperlink>
+      <w:r>
+        <w:tab/>
+      </w:r>
+      <w:r>
+        <w:fldChar w:fldCharType="begin"/>
+      </w:r>
+      <w:r>
+        <w:instrText xml:space="preserve"> PAGEREF h4 \h </w:instrText>
+      </w:r>
+      <w:r>
+        <w:fldChar w:fldCharType="separate"/>
+      </w:r>
+      <w:r>
+        <w:t>3</w:t>
+      </w:r>
+      <w:r>
+        <w:fldChar w:fldCharType="end"/>
+      </w:r>
+    </w:p>
+    <w:p>
+      <w:pPr>
+        <w:pStyle w:val="TOC2"/>
+      </w:pPr>
+      <w:hyperlink w:anchor="h5">
+        <w:r>
+          <w:rPr>
+            <w:color w:val="000000"/>
+          </w:rPr>
+          <w:t xml:space="preserve">3.2 Sprint 2</w:t>
+        </w:r>
+      </w:hyperlink>
+      <w:r>
+        <w:tab/>
+      </w:r>
+      <w:r>
+        <w:fldChar w:fldCharType="begin"/>
+      </w:r>
+      <w:r>
+        <w:instrText xml:space="preserve"> PAGEREF h5 \h </w:instrText>
+      </w:r>
+      <w:r>
+        <w:fldChar w:fldCharType="separate"/>
+      </w:r>
+      <w:r>
+        <w:t>3</w:t>
+      </w:r>
+      <w:r>
+        <w:fldChar w:fldCharType="end"/>
+      </w:r>
+    </w:p>
+    <w:p>
+      <w:pPr>
+        <w:pStyle w:val="TOC2"/>
+      </w:pPr>
+      <w:hyperlink w:anchor="h6">
+        <w:r>
+          <w:rPr>
+            <w:color w:val="000000"/>
+          </w:rPr>
+          <w:t xml:space="preserve">3.3 Sprint 3</w:t>
+        </w:r>
+      </w:hyperlink>
+      <w:r>
+        <w:tab/>
+      </w:r>
+      <w:r>
+        <w:fldChar w:fldCharType="begin"/>
+      </w:r>
+      <w:r>
+        <w:instrText xml:space="preserve"> PAGEREF h6 \h </w:instrText>
+      </w:r>
+      <w:r>
+        <w:fldChar w:fldCharType="separate"/>
+      </w:r>
+      <w:r>
+        <w:t>3</w:t>
+      </w:r>
+      <w:r>
+        <w:fldChar w:fldCharType="end"/>
+      </w:r>
+    </w:p>
+    <w:p>
+      <w:pPr>
+        <w:pStyle w:val="TOC2"/>
+      </w:pPr>
+      <w:hyperlink w:anchor="h7">
+        <w:r>
+          <w:rPr>
+            <w:color w:val="000000"/>
+          </w:rPr>
+          <w:t xml:space="preserve">3.4 Sprint 4</w:t>
+        </w:r>
+      </w:hyperlink>
+      <w:r>
+        <w:tab/>
+      </w:r>
+      <w:r>
+        <w:fldChar w:fldCharType="begin"/>
+      </w:r>
+      <w:r>
+        <w:instrText xml:space="preserve"> PAGEREF h7 \h </w:instrText>
+      </w:r>
+      <w:r>
+        <w:fldChar w:fldCharType="separate"/>
+      </w:r>
+      <w:r>
+        <w:t>3</w:t>
+      </w:r>
+      <w:r>
+        <w:fldChar w:fldCharType="end"/>
+      </w:r>
+    </w:p>
+    <w:p>
+      <w:pPr>
+        <w:pStyle w:val="TOC1"/>
+      </w:pPr>
+      <w:hyperlink w:anchor="h8">
+        <w:r>
+          <w:rPr>
+            <w:color w:val="000000"/>
+          </w:rPr>
+          <w:t xml:space="preserve">4 Análisis del Sprint 1</w:t>
+        </w:r>
+      </w:hyperlink>
+      <w:r>
+        <w:tab/>
+      </w:r>
+      <w:r>
+        <w:fldChar w:fldCharType="begin"/>
+      </w:r>
+      <w:r>
+        <w:instrText xml:space="preserve"> PAGEREF h8 \h </w:instrText>
+      </w:r>
+      <w:r>
+        <w:fldChar w:fldCharType="separate"/>
+      </w:r>
+      <w:r>
+        <w:t>4</w:t>
+      </w:r>
+      <w:r>
+        <w:fldChar w:fldCharType="end"/>
+      </w:r>
+    </w:p>
+    <w:p>
+      <w:pPr>
+        <w:pStyle w:val="TOC1"/>
+      </w:pPr>
+      <w:hyperlink w:anchor="h9">
+        <w:r>
+          <w:rPr>
+            <w:color w:val="000000"/>
+          </w:rPr>
+          <w:t xml:space="preserve">5 Análisis del Sprint 2</w:t>
+        </w:r>
+      </w:hyperlink>
+      <w:r>
+        <w:tab/>
+      </w:r>
+      <w:r>
+        <w:fldChar w:fldCharType="begin"/>
+      </w:r>
+      <w:r>
+        <w:instrText xml:space="preserve"> PAGEREF h9 \h </w:instrText>
+      </w:r>
+      <w:r>
+        <w:fldChar w:fldCharType="separate"/>
+      </w:r>
+      <w:r>
+        <w:t>4</w:t>
+      </w:r>
+      <w:r>
+        <w:fldChar w:fldCharType="end"/>
+      </w:r>
+    </w:p>
+    <w:p>
+      <w:pPr>
+        <w:pStyle w:val="TOC1"/>
+      </w:pPr>
+      <w:hyperlink w:anchor="h10">
+        <w:r>
+          <w:rPr>
+            <w:color w:val="000000"/>
+          </w:rPr>
+          <w:t xml:space="preserve">6 Análisis del Sprint 3</w:t>
+        </w:r>
+      </w:hyperlink>
+      <w:r>
+        <w:tab/>
+      </w:r>
+      <w:r>
+        <w:fldChar w:fldCharType="begin"/>
+      </w:r>
+      <w:r>
+        <w:instrText xml:space="preserve"> PAGEREF h10 \h </w:instrText>
+      </w:r>
+      <w:r>
+        <w:fldChar w:fldCharType="separate"/>
+      </w:r>
+      <w:r>
+        <w:t>4</w:t>
+      </w:r>
+      <w:r>
+        <w:fldChar w:fldCharType="end"/>
+      </w:r>
+    </w:p>
+    <w:p>
+      <w:pPr>
+        <w:pStyle w:val="TOC1"/>
+      </w:pPr>
+      <w:hyperlink w:anchor="h11">
+        <w:r>
+          <w:rPr>
+            <w:color w:val="000000"/>
+          </w:rPr>
+          <w:t xml:space="preserve">7 Registro de acciones propuestas</w:t>
+        </w:r>
+      </w:hyperlink>
+      <w:r>
+        <w:tab/>
+      </w:r>
+      <w:r>
+        <w:fldChar w:fldCharType="begin"/>
+      </w:r>
+      <w:r>
+        <w:instrText xml:space="preserve"> PAGEREF h11 \h </w:instrText>
+      </w:r>
+      <w:r>
+        <w:fldChar w:fldCharType="separate"/>
+      </w:r>
+      <w:r>
+        <w:t>4</w:t>
+      </w:r>
+      <w:r>
+        <w:fldChar w:fldCharType="end"/>
+      </w:r>
+    </w:p>
+    <w:p>
+      <w:pPr>
+        <w:pStyle w:val="TOC1"/>
+      </w:pPr>
+      <w:hyperlink w:anchor="h12">
+        <w:r>
+          <w:rPr>
+            <w:color w:val="000000"/>
+          </w:rPr>
+          <w:t xml:space="preserve">8 Preparación del cierre del Sprint 4</w:t>
+        </w:r>
+      </w:hyperlink>
+      <w:r>
+        <w:tab/>
+      </w:r>
+      <w:r>
+        <w:fldChar w:fldCharType="begin"/>
+      </w:r>
+      <w:r>
+        <w:instrText xml:space="preserve"> PAGEREF h12 \h </w:instrText>
+      </w:r>
+      <w:r>
+        <w:fldChar w:fldCharType="separate"/>
+      </w:r>
+      <w:r>
+        <w:t>5</w:t>
+      </w:r>
+      <w:r>
+        <w:fldChar w:fldCharType="end"/>
+      </w:r>
+    </w:p>
+    <w:p>
+      <w:pPr>
+        <w:pStyle w:val="TOC1"/>
+      </w:pPr>
+      <w:hyperlink w:anchor="h13">
+        <w:r>
+          <w:rPr>
+            <w:color w:val="000000"/>
+          </w:rPr>
+          <w:t xml:space="preserve">9 Seguimiento de mejoras</w:t>
+        </w:r>
+      </w:hyperlink>
+      <w:r>
+        <w:tab/>
+      </w:r>
+      <w:r>
+        <w:fldChar w:fldCharType="begin"/>
+      </w:r>
+      <w:r>
+        <w:instrText xml:space="preserve"> PAGEREF h13 \h </w:instrText>
+      </w:r>
+      <w:r>
+        <w:fldChar w:fldCharType="separate"/>
+      </w:r>
+      <w:r>
+        <w:t>5</w:t>
+      </w:r>
+      <w:r>
+        <w:fldChar w:fldCharType="end"/>
+      </w:r>
+    </w:p>
+    <w:p>
+      <w:pPr>
+        <w:pStyle w:val="TOC1"/>
+      </w:pPr>
+      <w:hyperlink w:anchor="h14">
+        <w:r>
+          <w:rPr>
+            <w:color w:val="000000"/>
+          </w:rPr>
+          <w:t xml:space="preserve">10 Conclusiones</w:t>
+        </w:r>
+      </w:hyperlink>
+      <w:r>
+        <w:tab/>
+      </w:r>
+      <w:r>
+        <w:fldChar w:fldCharType="begin"/>
+      </w:r>
+      <w:r>
+        <w:instrText xml:space="preserve"> PAGEREF h14 \h </w:instrText>
+      </w:r>
+      <w:r>
+        <w:fldChar w:fldCharType="separate"/>
+      </w:r>
+      <w:r>
+        <w:t>5</w:t>
+      </w:r>
+      <w:r>
+        <w:fldChar w:fldCharType="end"/>
+      </w:r>
+    </w:p>
+    <w:p>
+      <w:pPr>
+        <w:pStyle w:val="TOC1"/>
+      </w:pPr>
+      <w:hyperlink w:anchor="h15">
+        <w:r>
+          <w:rPr>
+            <w:color w:val="000000"/>
+          </w:rPr>
+          <w:t xml:space="preserve">11 Referencias y evidencia de la versión</w:t>
+        </w:r>
+      </w:hyperlink>
+      <w:r>
+        <w:tab/>
+      </w:r>
+      <w:r>
+        <w:fldChar w:fldCharType="begin"/>
+      </w:r>
+      <w:r>
+        <w:instrText xml:space="preserve"> PAGEREF h15 \h </w:instrText>
+      </w:r>
+      <w:r>
+        <w:fldChar w:fldCharType="separate"/>
+      </w:r>
+      <w:r>
+        <w:t>5</w:t>
+      </w:r>
+      <w:r>
+        <w:fldChar w:fldCharType="end"/>
+      </w:r>
+      <w:r>
+        <w:fldChar w:fldCharType="end"/>
+      </w:r>
+    </w:p>
+    <w:p>
+      <w:r>
+        <w:br w:type="page"/>
+      </w:r>
+    </w:p>
+    <w:p>
+      <w:pPr>
+        <w:pStyle w:val="Heading1"/>
+      </w:pPr>
+      <w:bookmarkStart w:id="1" w:name="h1"/>
+      <w:r>
+        <w:t>1 Resumen ejecutivo</w:t>
+      </w:r>
+      <w:bookmarkEnd w:id="1"/>
+    </w:p>
+    <w:p>
+      <w:r>
+        <w:t>La fuente del proyecto contiene síntesis de retrospectivas para los Sprints 1, 2 y 3. Registra aprendizajes sobre historias verificables, sincronización documental y separación de evidencias. El Sprint 4 continúa en curso; su retrospectiva está prevista para el cierre del 09 de octubre, por lo que no se redactan conclusiones anticipadas.</w:t>
+      </w:r>
+    </w:p>
+    <w:p>
+      <w:r>
+        <w:t>Este documento conserva las síntesis disponibles y desarrolla acciones propuestas con responsables de seguimiento y comprobaciones. El desarrollo analítico de esta revisión no debe confundirse con actas históricas, asistencia ni acuerdos efectivamente votados por el equipo.</w:t>
+      </w:r>
+    </w:p>
+    <w:p>
+      <w:pPr>
+        <w:pStyle w:val="Heading1"/>
+      </w:pPr>
+      <w:bookmarkStart w:id="2" w:name="h2"/>
+      <w:r>
+        <w:t>2 Introducción y criterios de evidencia</w:t>
+      </w:r>
+      <w:bookmarkEnd w:id="2"/>
+    </w:p>
+    <w:p>
+      <w:r>
+        <w:t>La retrospectiva inspecciona la forma de trabajar y busca mejoras para la siguiente iteración [R6]. El registro de Localito es breve. Su calidad puede mejorarse explicando el problema observado, su efecto y una acción verificable. La evidencia disponible no permite reconstruir duración, asistencia o citas textuales de participantes, por lo que esos datos no se inventan.</w:t>
+      </w:r>
+    </w:p>
+    <w:p>
+      <w:r>
+        <w:t>La Review evalúa el incremento y necesidades del producto; la retrospectiva evalúa personas, interacciones, procesos y herramientas de trabajo. Una decisión de agregar un módulo al producto pertenece al backlog; una acción para registrar evidencia al cerrar historias mejora el proceso del equipo.</w:t>
+      </w:r>
+    </w:p>
+    <w:p>
+      <w:pPr>
+        <w:pStyle w:val="Heading1"/>
+      </w:pPr>
+      <w:bookmarkStart w:id="3" w:name="h3"/>
+      <w:r>
+        <w:t>3 Retrospectivas de Sprint   Localito</w:t>
+      </w:r>
+      <w:bookmarkEnd w:id="3"/>
+    </w:p>
+    <w:p>
+      <w:pPr>
+        <w:pStyle w:val="Heading2"/>
+      </w:pPr>
+      <w:bookmarkStart w:id="4" w:name="h4"/>
+      <w:r>
+        <w:t>3.1 Sprint 1</w:t>
+      </w:r>
+      <w:bookmarkEnd w:id="4"/>
+    </w:p>
+    <w:p>
+      <w:r>
+        <w:rPr>
+          <w:b/>
+        </w:rPr>
+        <w:t>Funcionó:</w:t>
+      </w:r>
+      <w:r>
+        <w:t xml:space="preserve"> base del proyecto, definición inicial y coordinación del equipo. </w:t>
+      </w:r>
+      <w:r>
+        <w:rPr>
+          <w:b/>
+        </w:rPr>
+        <w:t>A mejorar:</w:t>
+      </w:r>
+      <w:r>
+        <w:t xml:space="preserve"> convertir requisitos amplios en historias más pequeñas y verificables. </w:t>
+      </w:r>
+      <w:r>
+        <w:rPr>
+          <w:b/>
+        </w:rPr>
+        <w:t>Acción:</w:t>
+      </w:r>
+      <w:r>
+        <w:t xml:space="preserve"> agregar criterios de aceptación y responsables más claros.</w:t>
+      </w:r>
+    </w:p>
+    <w:p>
+      <w:pPr>
+        <w:pStyle w:val="Heading2"/>
+      </w:pPr>
+      <w:bookmarkStart w:id="5" w:name="h5"/>
+      <w:r>
+        <w:t>3.2 Sprint 2</w:t>
+      </w:r>
+      <w:bookmarkEnd w:id="5"/>
+    </w:p>
+    <w:p>
+      <w:r>
+        <w:rPr>
+          <w:b/>
+        </w:rPr>
+        <w:t>Funcionó:</w:t>
+      </w:r>
+      <w:r>
+        <w:t xml:space="preserve"> avance incremental en módulos centrales y mayor claridad del flujo de datos. </w:t>
+      </w:r>
+      <w:r>
+        <w:rPr>
+          <w:b/>
+        </w:rPr>
+        <w:t>A mejorar:</w:t>
+      </w:r>
+      <w:r>
+        <w:t xml:space="preserve"> mantener documentación y tablero sincronizados con el código. </w:t>
+      </w:r>
+      <w:r>
+        <w:rPr>
+          <w:b/>
+        </w:rPr>
+        <w:t>Acción:</w:t>
+      </w:r>
+      <w:r>
+        <w:t xml:space="preserve"> actualizar evidencias al cerrar historias y reforzar trazabilidad.</w:t>
+      </w:r>
+    </w:p>
+    <w:p>
+      <w:pPr>
+        <w:pStyle w:val="Heading2"/>
+      </w:pPr>
+      <w:bookmarkStart w:id="6" w:name="h6"/>
+      <w:r>
+        <w:t>3.3 Sprint 3</w:t>
+      </w:r>
+      <w:bookmarkEnd w:id="6"/>
+    </w:p>
+    <w:p>
+      <w:r>
+        <w:rPr>
+          <w:b/>
+        </w:rPr>
+        <w:t>Funcionó:</w:t>
+      </w:r>
+      <w:r>
+        <w:t xml:space="preserve"> integración de más capacidades y consolidación técnica del MVP. </w:t>
+      </w:r>
+      <w:r>
+        <w:rPr>
+          <w:b/>
+        </w:rPr>
+        <w:t>A mejorar:</w:t>
+      </w:r>
+      <w:r>
+        <w:t xml:space="preserve"> separar mejor trabajo terminado, pendiente y evidencia histórica. </w:t>
+      </w:r>
+      <w:r>
+        <w:rPr>
+          <w:b/>
+        </w:rPr>
+        <w:t>Acción:</w:t>
+      </w:r>
+      <w:r>
+        <w:t xml:space="preserve"> reorganizar documentación, pruebas y gestión Scrum; Trello pasa a ser fuente activa.</w:t>
+      </w:r>
+    </w:p>
+    <w:p>
+      <w:pPr>
+        <w:pStyle w:val="Heading2"/>
+      </w:pPr>
+      <w:bookmarkStart w:id="7" w:name="h7"/>
+      <w:r>
+        <w:t>3.4 Sprint 4</w:t>
+      </w:r>
+      <w:bookmarkEnd w:id="7"/>
+    </w:p>
+    <w:p>
+      <w:r>
+        <w:t>En curso al 03-10-2026. La retrospectiva se completa al cierre del Sprint y no se anticipa como resultado cerrado.</w:t>
+      </w:r>
+    </w:p>
+    <w:p>
+      <w:pPr>
+        <w:pStyle w:val="Heading1"/>
+      </w:pPr>
+      <w:bookmarkStart w:id="8" w:name="h8"/>
+      <w:r>
+        <w:t>4 Análisis del Sprint 1</w:t>
+      </w:r>
+      <w:bookmarkEnd w:id="8"/>
+    </w:p>
+    <w:p>
+      <w:r>
+        <w:t>La fuente señala avance en la base y coordinación inicial, y necesidad de convertir requisitos amplios en historias pequeñas. Un requisito como gestionar inventario puede abarcar productos, stock, movimientos y permisos. Si se deja en una tarjeta sin criterios, resulta difícil demostrar qué parte está aceptada.</w:t>
+      </w:r>
+    </w:p>
+    <w:p>
+      <w:r>
+        <w:t>La mejora propuesta es separar resultados por usuario y operación, conservar identificador estable y relacionar criterios con pruebas. Alexander puede mantener la claridad y prioridad del elemento; Camilo revisa su viabilidad técnica; Samuel comprueba que la evidencia se adjunte al cierre. Esta distribución es una propuesta de seguimiento, no una asistencia histórica atribuida a una reunión.</w:t>
+      </w:r>
+    </w:p>
+    <w:p>
+      <w:pPr>
+        <w:pStyle w:val="Heading1"/>
+      </w:pPr>
+      <w:bookmarkStart w:id="9" w:name="h9"/>
+      <w:r>
+        <w:t>5 Análisis del Sprint 2</w:t>
+      </w:r>
+      <w:bookmarkEnd w:id="9"/>
+    </w:p>
+    <w:p>
+      <w:r>
+        <w:t>La documentación describe mayor claridad del flujo de datos y la necesidad de sincronizar tablero y documentos con código. El riesgo es que el sistema implemente una regla que no aparece en la historia, o que el Word afirme una capacidad que permanece pendiente en Trello. La actualización debe distinguir ambas situaciones.</w:t>
+      </w:r>
+    </w:p>
+    <w:p>
+      <w:r>
+        <w:t>La acción propuesta es registrar en cada cambio relevante la historia, el commit y una prueba o procedimiento. Al cerrar, se comprueba que el texto explique lo mismo que demuestra el incremento. No se necesita copiar todo el código a la tarjeta; basta con enlaces estables, estado y una descripción del resultado.</w:t>
+      </w:r>
+    </w:p>
+    <w:p>
+      <w:pPr>
+        <w:pStyle w:val="Heading1"/>
+      </w:pPr>
+      <w:bookmarkStart w:id="10" w:name="h10"/>
+      <w:r>
+        <w:t>6 Análisis del Sprint 3</w:t>
+      </w:r>
+      <w:bookmarkEnd w:id="10"/>
+    </w:p>
+    <w:p>
+      <w:r>
+        <w:t>La fuente destaca consolidación técnica y separación entre terminado, pendiente y evidencia histórica. El backlog detallado conserva una excepción: refinamiento por hacer sin asignación real, y offline trasladado por no completar DoD. Esa información debe permanecer visible porque explica el trabajo del Sprint 4.</w:t>
+      </w:r>
+    </w:p>
+    <w:p>
+      <w:r>
+        <w:t>La mejora propuesta es mantener una lista de evidencias faltantes y evitar cerrar actividades solo para que el tablero se vea completo. Una tarjeta sin prueba puede avanzar técnicamente y seguir pendiente de aceptación. La reconstrucción documental se identifica como tal y no se presenta como un acta registrada durante la iteración.</w:t>
+      </w:r>
+    </w:p>
+    <w:p>
+      <w:pPr>
+        <w:pStyle w:val="Heading1"/>
+      </w:pPr>
+      <w:bookmarkStart w:id="11" w:name="h11"/>
+      <w:r>
+        <w:t>7 Registro de acciones propuestas</w:t>
+      </w:r>
+      <w:bookmarkEnd w:id="11"/>
     </w:p>
     <w:tbl>
       <w:tblPr>
-        <w:tblStyle w:val="TableGrid"/>
         <w:tblW w:type="auto" w:w="0"/>
         <w:jc w:val="center"/>
+        <w:tblLayout w:type="fixed"/>
         <w:tblLook w:firstColumn="1" w:firstRow="1" w:lastColumn="0" w:lastRow="0" w:noHBand="0" w:noVBand="1" w:val="04A0"/>
+        <w:tblBorders>
+          <w:top w:val="single" w:sz="4" w:color="D9D9D9"/>
+          <w:left w:val="single" w:sz="4" w:color="D9D9D9"/>
+          <w:bottom w:val="single" w:sz="4" w:color="D9D9D9"/>
+          <w:right w:val="single" w:sz="4" w:color="D9D9D9"/>
+          <w:insideH w:val="single" w:sz="4" w:color="D9D9D9"/>
+          <w:insideV w:val="single" w:sz="4" w:color="D9D9D9"/>
+        </w:tblBorders>
+        <w:tblCellMar>
+          <w:top w:w="85" w:type="dxa"/>
+          <w:bottom w:w="85" w:type="dxa"/>
+          <w:left w:w="100" w:type="dxa"/>
+          <w:right w:w="100" w:type="dxa"/>
+        </w:tblCellMar>
       </w:tblPr>
       <w:tblGrid>
-        <w:gridCol w:w="4929"/>
-        <w:gridCol w:w="4929"/>
+        <w:gridCol w:w="3337"/>
+        <w:gridCol w:w="1832"/>
+        <w:gridCol w:w="4479"/>
       </w:tblGrid>
       <w:tr>
         <w:trPr>
-          <w:tblHeader w:val="true"/>
+          <w:tblHeader/>
+          <w:cantSplit/>
         </w:trPr>
         <w:tc>
           <w:tcPr>
-            <w:tcW w:type="dxa" w:w="2268"/>
-            <w:shd w:fill="17365D"/>
-            <w:tcMar>
-              <w:top w:w="80" w:type="dxa"/>
-              <w:start w:w="90" w:type="dxa"/>
-              <w:bottom w:w="80" w:type="dxa"/>
-              <w:end w:w="90" w:type="dxa"/>
-            </w:tcMar>
+            <w:tcW w:type="dxa" w:w="3337"/>
+            <w:vAlign w:val="center"/>
+            <w:shd w:fill="404040"/>
           </w:tcPr>
           <w:p>
+            <w:pPr>
+              <w:keepNext w:val="0"/>
+              <w:spacing w:line="252" w:lineRule="auto" w:after="0"/>
+            </w:pPr>
             <w:r>
               <w:rPr>
-                <w:rFonts w:ascii="Arial" w:hAnsi="Arial"/>
                 <w:b/>
                 <w:color w:val="FFFFFF"/>
-                <w:sz w:val="18"/>
+                <w:sz w:val="19"/>
               </w:rPr>
-              <w:t>Campo</w:t>
+              <w:t>Acción</w:t>
             </w:r>
           </w:p>
         </w:tc>
         <w:tc>
           <w:tcPr>
-            <w:tcW w:type="dxa" w:w="6803"/>
-            <w:shd w:fill="17365D"/>
-            <w:tcMar>
-              <w:top w:w="80" w:type="dxa"/>
-              <w:start w:w="90" w:type="dxa"/>
-              <w:bottom w:w="80" w:type="dxa"/>
-              <w:end w:w="90" w:type="dxa"/>
-            </w:tcMar>
+            <w:tcW w:type="dxa" w:w="1832"/>
+            <w:vAlign w:val="center"/>
+            <w:shd w:fill="404040"/>
           </w:tcPr>
           <w:p>
+            <w:pPr>
+              <w:keepNext w:val="0"/>
+              <w:spacing w:line="252" w:lineRule="auto" w:after="0"/>
+            </w:pPr>
             <w:r>
               <w:rPr>
-                <w:rFonts w:ascii="Arial" w:hAnsi="Arial"/>
                 <w:b/>
                 <w:color w:val="FFFFFF"/>
-                <w:sz w:val="18"/>
+                <w:sz w:val="19"/>
               </w:rPr>
-              <w:t>Valor</w:t>
+              <w:t>Seguimiento propuesto</w:t>
+            </w:r>
+          </w:p>
+        </w:tc>
+        <w:tc>
+          <w:tcPr>
+            <w:tcW w:type="dxa" w:w="4479"/>
+            <w:vAlign w:val="center"/>
+            <w:shd w:fill="404040"/>
+          </w:tcPr>
+          <w:p>
+            <w:pPr>
+              <w:keepNext w:val="0"/>
+              <w:spacing w:line="252" w:lineRule="auto" w:after="0"/>
+            </w:pPr>
+            <w:r>
+              <w:rPr>
+                <w:b/>
+                <w:color w:val="FFFFFF"/>
+                <w:sz w:val="19"/>
+              </w:rPr>
+              <w:t>Comprobación</w:t>
             </w:r>
           </w:p>
         </w:tc>
       </w:tr>
       <w:tr>
+        <w:trPr>
+          <w:cantSplit/>
+        </w:trPr>
         <w:tc>
           <w:tcPr>
-            <w:tcW w:type="dxa" w:w="2268"/>
-            <w:tcMar>
-              <w:top w:w="80" w:type="dxa"/>
-              <w:start w:w="90" w:type="dxa"/>
-              <w:bottom w:w="80" w:type="dxa"/>
-              <w:end w:w="90" w:type="dxa"/>
-            </w:tcMar>
+            <w:tcW w:type="dxa" w:w="3337"/>
+            <w:vAlign w:val="center"/>
+            <w:shd w:fill="FFFFFF"/>
           </w:tcPr>
           <w:p>
+            <w:pPr>
+              <w:keepNext w:val="0"/>
+              <w:spacing w:line="252" w:lineRule="auto" w:after="0"/>
+            </w:pPr>
             <w:r>
               <w:rPr>
-                <w:rFonts w:ascii="Arial" w:hAnsi="Arial"/>
-                <w:sz w:val="18"/>
+                <w:b w:val="0"/>
+                <w:color w:val="000000"/>
+                <w:sz w:val="19"/>
               </w:rPr>
-              <w:t>Versión</w:t>
+              <w:t>Precisar criterios de historias</w:t>
             </w:r>
           </w:p>
         </w:tc>
         <w:tc>
           <w:tcPr>
-            <w:tcW w:type="dxa" w:w="6803"/>
-            <w:tcMar>
-              <w:top w:w="80" w:type="dxa"/>
-              <w:start w:w="90" w:type="dxa"/>
-              <w:bottom w:w="80" w:type="dxa"/>
-              <w:end w:w="90" w:type="dxa"/>
-            </w:tcMar>
+            <w:tcW w:type="dxa" w:w="1832"/>
+            <w:vAlign w:val="center"/>
+            <w:shd w:fill="FFFFFF"/>
           </w:tcPr>
           <w:p>
+            <w:pPr>
+              <w:keepNext w:val="0"/>
+              <w:spacing w:line="252" w:lineRule="auto" w:after="0"/>
+            </w:pPr>
             <w:r>
               <w:rPr>
-                <w:rFonts w:ascii="Arial" w:hAnsi="Arial"/>
-                <w:sz w:val="18"/>
+                <w:b w:val="0"/>
+                <w:color w:val="000000"/>
+                <w:sz w:val="19"/>
               </w:rPr>
-              <w:t>2.0</w:t>
+              <w:t>Alexander con revisión técnica</w:t>
+            </w:r>
+          </w:p>
+        </w:tc>
+        <w:tc>
+          <w:tcPr>
+            <w:tcW w:type="dxa" w:w="4479"/>
+            <w:vAlign w:val="center"/>
+            <w:shd w:fill="FFFFFF"/>
+          </w:tcPr>
+          <w:p>
+            <w:pPr>
+              <w:keepNext w:val="0"/>
+              <w:spacing w:line="252" w:lineRule="auto" w:after="0"/>
+            </w:pPr>
+            <w:r>
+              <w:rPr>
+                <w:b w:val="0"/>
+                <w:color w:val="000000"/>
+                <w:sz w:val="19"/>
+              </w:rPr>
+              <w:t>Historia tiene resultado y caso asociado</w:t>
             </w:r>
           </w:p>
         </w:tc>
       </w:tr>
       <w:tr>
+        <w:trPr>
+          <w:cantSplit/>
+        </w:trPr>
         <w:tc>
           <w:tcPr>
-            <w:tcW w:type="dxa" w:w="2268"/>
-            <w:tcMar>
-              <w:top w:w="80" w:type="dxa"/>
-              <w:start w:w="90" w:type="dxa"/>
-              <w:bottom w:w="80" w:type="dxa"/>
-              <w:end w:w="90" w:type="dxa"/>
-            </w:tcMar>
-            <w:shd w:fill="F8FBFE"/>
+            <w:tcW w:type="dxa" w:w="3337"/>
+            <w:vAlign w:val="center"/>
+            <w:shd w:fill="F4F4F4"/>
           </w:tcPr>
           <w:p>
+            <w:pPr>
+              <w:keepNext w:val="0"/>
+              <w:spacing w:line="252" w:lineRule="auto" w:after="0"/>
+            </w:pPr>
             <w:r>
               <w:rPr>
-                <w:rFonts w:ascii="Arial" w:hAnsi="Arial"/>
-                <w:sz w:val="18"/>
+                <w:b w:val="0"/>
+                <w:color w:val="000000"/>
+                <w:sz w:val="19"/>
               </w:rPr>
-              <w:t>Fecha</w:t>
+              <w:t>Vincular cambios y pruebas</w:t>
             </w:r>
           </w:p>
         </w:tc>
         <w:tc>
           <w:tcPr>
-            <w:tcW w:type="dxa" w:w="6803"/>
-            <w:tcMar>
-              <w:top w:w="80" w:type="dxa"/>
-              <w:start w:w="90" w:type="dxa"/>
-              <w:bottom w:w="80" w:type="dxa"/>
-              <w:end w:w="90" w:type="dxa"/>
-            </w:tcMar>
-            <w:shd w:fill="F8FBFE"/>
+            <w:tcW w:type="dxa" w:w="1832"/>
+            <w:vAlign w:val="center"/>
+            <w:shd w:fill="F4F4F4"/>
           </w:tcPr>
           <w:p>
+            <w:pPr>
+              <w:keepNext w:val="0"/>
+              <w:spacing w:line="252" w:lineRule="auto" w:after="0"/>
+              <w:jc w:val="center"/>
+            </w:pPr>
             <w:r>
               <w:rPr>
-                <w:rFonts w:ascii="Arial" w:hAnsi="Arial"/>
-                <w:sz w:val="18"/>
+                <w:b w:val="0"/>
+                <w:color w:val="000000"/>
+                <w:sz w:val="19"/>
               </w:rPr>
-              <w:t>03-10-2026</w:t>
+              <w:t>Camilo</w:t>
+            </w:r>
+          </w:p>
+        </w:tc>
+        <w:tc>
+          <w:tcPr>
+            <w:tcW w:type="dxa" w:w="4479"/>
+            <w:vAlign w:val="center"/>
+            <w:shd w:fill="F4F4F4"/>
+          </w:tcPr>
+          <w:p>
+            <w:pPr>
+              <w:keepNext w:val="0"/>
+              <w:spacing w:line="252" w:lineRule="auto" w:after="0"/>
+            </w:pPr>
+            <w:r>
+              <w:rPr>
+                <w:b w:val="0"/>
+                <w:color w:val="000000"/>
+                <w:sz w:val="19"/>
+              </w:rPr>
+              <w:t>Commit y salida o procedimiento disponibles</w:t>
             </w:r>
           </w:p>
         </w:tc>
       </w:tr>
       <w:tr>
+        <w:trPr>
+          <w:cantSplit/>
+        </w:trPr>
         <w:tc>
           <w:tcPr>
-            <w:tcW w:type="dxa" w:w="2268"/>
-            <w:tcMar>
-              <w:top w:w="80" w:type="dxa"/>
-              <w:start w:w="90" w:type="dxa"/>
-              <w:bottom w:w="80" w:type="dxa"/>
-              <w:end w:w="90" w:type="dxa"/>
-            </w:tcMar>
+            <w:tcW w:type="dxa" w:w="3337"/>
+            <w:vAlign w:val="center"/>
+            <w:shd w:fill="FFFFFF"/>
           </w:tcPr>
           <w:p>
+            <w:pPr>
+              <w:keepNext w:val="0"/>
+              <w:spacing w:line="252" w:lineRule="auto" w:after="0"/>
+            </w:pPr>
             <w:r>
               <w:rPr>
-                <w:rFonts w:ascii="Arial" w:hAnsi="Arial"/>
-                <w:sz w:val="18"/>
+                <w:b w:val="0"/>
+                <w:color w:val="000000"/>
+                <w:sz w:val="19"/>
               </w:rPr>
-              <w:t>Estado</w:t>
+              <w:t>Revisar cierre documental</w:t>
             </w:r>
           </w:p>
         </w:tc>
         <w:tc>
           <w:tcPr>
-            <w:tcW w:type="dxa" w:w="6803"/>
-            <w:tcMar>
-              <w:top w:w="80" w:type="dxa"/>
-              <w:start w:w="90" w:type="dxa"/>
-              <w:bottom w:w="80" w:type="dxa"/>
-              <w:end w:w="90" w:type="dxa"/>
-            </w:tcMar>
+            <w:tcW w:type="dxa" w:w="1832"/>
+            <w:vAlign w:val="center"/>
+            <w:shd w:fill="FFFFFF"/>
           </w:tcPr>
           <w:p>
+            <w:pPr>
+              <w:keepNext w:val="0"/>
+              <w:spacing w:line="252" w:lineRule="auto" w:after="0"/>
+              <w:jc w:val="center"/>
+            </w:pPr>
             <w:r>
               <w:rPr>
-                <w:rFonts w:ascii="Arial" w:hAnsi="Arial"/>
-                <w:sz w:val="18"/>
+                <w:b w:val="0"/>
+                <w:color w:val="000000"/>
+                <w:sz w:val="19"/>
               </w:rPr>
-              <w:t>Vigente</w:t>
+              <w:t>Samuel</w:t>
+            </w:r>
+          </w:p>
+        </w:tc>
+        <w:tc>
+          <w:tcPr>
+            <w:tcW w:type="dxa" w:w="4479"/>
+            <w:vAlign w:val="center"/>
+            <w:shd w:fill="FFFFFF"/>
+          </w:tcPr>
+          <w:p>
+            <w:pPr>
+              <w:keepNext w:val="0"/>
+              <w:spacing w:line="252" w:lineRule="auto" w:after="0"/>
+            </w:pPr>
+            <w:r>
+              <w:rPr>
+                <w:b w:val="0"/>
+                <w:color w:val="000000"/>
+                <w:sz w:val="19"/>
+              </w:rPr>
+              <w:t>Estado y evidencia coinciden</w:t>
             </w:r>
           </w:p>
         </w:tc>
       </w:tr>
       <w:tr>
+        <w:trPr>
+          <w:cantSplit/>
+        </w:trPr>
         <w:tc>
           <w:tcPr>
-            <w:tcW w:type="dxa" w:w="2268"/>
-            <w:tcMar>
-              <w:top w:w="80" w:type="dxa"/>
-              <w:start w:w="90" w:type="dxa"/>
-              <w:bottom w:w="80" w:type="dxa"/>
-              <w:end w:w="90" w:type="dxa"/>
-            </w:tcMar>
-            <w:shd w:fill="F8FBFE"/>
+            <w:tcW w:type="dxa" w:w="3337"/>
+            <w:vAlign w:val="center"/>
+            <w:shd w:fill="F4F4F4"/>
           </w:tcPr>
           <w:p>
+            <w:pPr>
+              <w:keepNext w:val="0"/>
+              <w:spacing w:line="252" w:lineRule="auto" w:after="0"/>
+            </w:pPr>
             <w:r>
               <w:rPr>
-                <w:rFonts w:ascii="Arial" w:hAnsi="Arial"/>
-                <w:sz w:val="18"/>
+                <w:b w:val="0"/>
+                <w:color w:val="000000"/>
+                <w:sz w:val="19"/>
               </w:rPr>
-              <w:t>Metodología</w:t>
+              <w:t>Resolver excepción de refinamiento</w:t>
             </w:r>
           </w:p>
         </w:tc>
         <w:tc>
           <w:tcPr>
-            <w:tcW w:type="dxa" w:w="6803"/>
-            <w:tcMar>
-              <w:top w:w="80" w:type="dxa"/>
-              <w:start w:w="90" w:type="dxa"/>
-              <w:bottom w:w="80" w:type="dxa"/>
-              <w:end w:w="90" w:type="dxa"/>
-            </w:tcMar>
-            <w:shd w:fill="F8FBFE"/>
+            <w:tcW w:type="dxa" w:w="1832"/>
+            <w:vAlign w:val="center"/>
+            <w:shd w:fill="F4F4F4"/>
           </w:tcPr>
           <w:p>
+            <w:pPr>
+              <w:keepNext w:val="0"/>
+              <w:spacing w:line="252" w:lineRule="auto" w:after="0"/>
+            </w:pPr>
             <w:r>
               <w:rPr>
-                <w:rFonts w:ascii="Arial" w:hAnsi="Arial"/>
-                <w:sz w:val="18"/>
+                <w:b w:val="0"/>
+                <w:color w:val="000000"/>
+                <w:sz w:val="19"/>
               </w:rPr>
-              <w:t>Scrum</w:t>
+              <w:t>Alexander y Samuel</w:t>
+            </w:r>
+          </w:p>
+        </w:tc>
+        <w:tc>
+          <w:tcPr>
+            <w:tcW w:type="dxa" w:w="4479"/>
+            <w:vAlign w:val="center"/>
+            <w:shd w:fill="F4F4F4"/>
+          </w:tcPr>
+          <w:p>
+            <w:pPr>
+              <w:keepNext w:val="0"/>
+              <w:spacing w:line="252" w:lineRule="auto" w:after="0"/>
+            </w:pPr>
+            <w:r>
+              <w:rPr>
+                <w:b w:val="0"/>
+                <w:color w:val="000000"/>
+                <w:sz w:val="19"/>
+              </w:rPr>
+              <w:t>Resultado confirmado sin reescribir historial</w:t>
             </w:r>
           </w:p>
         </w:tc>
       </w:tr>
       <w:tr>
+        <w:trPr>
+          <w:cantSplit/>
+        </w:trPr>
         <w:tc>
           <w:tcPr>
-            <w:tcW w:type="dxa" w:w="2268"/>
-            <w:tcMar>
-              <w:top w:w="80" w:type="dxa"/>
-              <w:start w:w="90" w:type="dxa"/>
-              <w:bottom w:w="80" w:type="dxa"/>
-              <w:end w:w="90" w:type="dxa"/>
-            </w:tcMar>
+            <w:tcW w:type="dxa" w:w="3337"/>
+            <w:vAlign w:val="center"/>
+            <w:shd w:fill="FFFFFF"/>
           </w:tcPr>
           <w:p>
+            <w:pPr>
+              <w:keepNext w:val="0"/>
+              <w:spacing w:line="252" w:lineRule="auto" w:after="0"/>
+            </w:pPr>
             <w:r>
               <w:rPr>
-                <w:rFonts w:ascii="Arial" w:hAnsi="Arial"/>
-                <w:sz w:val="18"/>
+                <w:b w:val="0"/>
+                <w:color w:val="000000"/>
+                <w:sz w:val="19"/>
               </w:rPr>
-              <w:t>Herramienta de gestión</w:t>
+              <w:t>Completar offline antes de cerrar</w:t>
             </w:r>
           </w:p>
         </w:tc>
         <w:tc>
           <w:tcPr>
-            <w:tcW w:type="dxa" w:w="6803"/>
-            <w:tcMar>
-              <w:top w:w="80" w:type="dxa"/>
-              <w:start w:w="90" w:type="dxa"/>
-              <w:bottom w:w="80" w:type="dxa"/>
-              <w:end w:w="90" w:type="dxa"/>
-            </w:tcMar>
+            <w:tcW w:type="dxa" w:w="1832"/>
+            <w:vAlign w:val="center"/>
+            <w:shd w:fill="FFFFFF"/>
           </w:tcPr>
           <w:p>
+            <w:pPr>
+              <w:keepNext w:val="0"/>
+              <w:spacing w:line="252" w:lineRule="auto" w:after="0"/>
+              <w:jc w:val="center"/>
+            </w:pPr>
             <w:r>
               <w:rPr>
-                <w:rFonts w:ascii="Arial" w:hAnsi="Arial"/>
-                <w:sz w:val="18"/>
+                <w:b w:val="0"/>
+                <w:color w:val="000000"/>
+                <w:sz w:val="19"/>
               </w:rPr>
-              <w:t>Trello</w:t>
+              <w:t>Camilo</w:t>
+            </w:r>
+          </w:p>
+        </w:tc>
+        <w:tc>
+          <w:tcPr>
+            <w:tcW w:type="dxa" w:w="4479"/>
+            <w:vAlign w:val="center"/>
+            <w:shd w:fill="FFFFFF"/>
+          </w:tcPr>
+          <w:p>
+            <w:pPr>
+              <w:keepNext w:val="0"/>
+              <w:spacing w:line="252" w:lineRule="auto" w:after="0"/>
+            </w:pPr>
+            <w:r>
+              <w:rPr>
+                <w:b w:val="0"/>
+                <w:color w:val="000000"/>
+                <w:sz w:val="19"/>
+              </w:rPr>
+              <w:t>Reintento, aislamiento y recuperación probados</w:t>
             </w:r>
           </w:p>
         </w:tc>
       </w:tr>
       <w:tr>
+        <w:trPr>
+          <w:cantSplit/>
+        </w:trPr>
         <w:tc>
           <w:tcPr>
-            <w:tcW w:type="dxa" w:w="2268"/>
-            <w:tcMar>
-              <w:top w:w="80" w:type="dxa"/>
-              <w:start w:w="90" w:type="dxa"/>
-              <w:bottom w:w="80" w:type="dxa"/>
-              <w:end w:w="90" w:type="dxa"/>
-            </w:tcMar>
-            <w:shd w:fill="F8FBFE"/>
+            <w:tcW w:type="dxa" w:w="3337"/>
+            <w:vAlign w:val="center"/>
+            <w:shd w:fill="F4F4F4"/>
           </w:tcPr>
           <w:p>
+            <w:pPr>
+              <w:keepNext w:val="0"/>
+              <w:spacing w:line="252" w:lineRule="auto" w:after="0"/>
+            </w:pPr>
             <w:r>
               <w:rPr>
-                <w:rFonts w:ascii="Arial" w:hAnsi="Arial"/>
-                <w:sz w:val="18"/>
+                <w:b w:val="0"/>
+                <w:color w:val="000000"/>
+                <w:sz w:val="19"/>
               </w:rPr>
-              <w:t>Fuente principal</w:t>
+              <w:t>Separar estado código y Scrum</w:t>
             </w:r>
           </w:p>
         </w:tc>
         <w:tc>
           <w:tcPr>
-            <w:tcW w:type="dxa" w:w="6803"/>
-            <w:tcMar>
-              <w:top w:w="80" w:type="dxa"/>
-              <w:start w:w="90" w:type="dxa"/>
-              <w:bottom w:w="80" w:type="dxa"/>
-              <w:end w:w="90" w:type="dxa"/>
-            </w:tcMar>
-            <w:shd w:fill="F8FBFE"/>
+            <w:tcW w:type="dxa" w:w="1832"/>
+            <w:vAlign w:val="center"/>
+            <w:shd w:fill="F4F4F4"/>
           </w:tcPr>
           <w:p>
+            <w:pPr>
+              <w:keepNext w:val="0"/>
+              <w:spacing w:line="252" w:lineRule="auto" w:after="0"/>
+              <w:jc w:val="center"/>
+            </w:pPr>
             <w:r>
               <w:rPr>
-                <w:rFonts w:ascii="Arial" w:hAnsi="Arial"/>
-                <w:sz w:val="18"/>
+                <w:b w:val="0"/>
+                <w:color w:val="000000"/>
+                <w:sz w:val="19"/>
               </w:rPr>
-              <w:t>docs/02_gestion_scrum_trello/Retrospectivas.md</w:t>
+              <w:t>Todo el equipo</w:t>
+            </w:r>
+          </w:p>
+        </w:tc>
+        <w:tc>
+          <w:tcPr>
+            <w:tcW w:type="dxa" w:w="4479"/>
+            <w:vAlign w:val="center"/>
+            <w:shd w:fill="F4F4F4"/>
+          </w:tcPr>
+          <w:p>
+            <w:pPr>
+              <w:keepNext w:val="0"/>
+              <w:spacing w:line="252" w:lineRule="auto" w:after="0"/>
+            </w:pPr>
+            <w:r>
+              <w:rPr>
+                <w:b w:val="0"/>
+                <w:color w:val="000000"/>
+                <w:sz w:val="19"/>
+              </w:rPr>
+              <w:t>Documentos explican la diferencia</w:t>
             </w:r>
           </w:p>
         </w:tc>
       </w:tr>
     </w:tbl>
-    <w:p/>
+    <w:p>
+      <w:pPr>
+        <w:spacing w:after="20"/>
+      </w:pPr>
+    </w:p>
+    <w:p>
+      <w:r>
+        <w:t>Ninguna fila se marca ejecutada en esta revisión. La prueba del cumplimiento corresponde al siguiente seguimiento del equipo. Las acciones que requieren desarrollo deben incorporarse al backlog; las reglas de documentación pueden comenzar a utilizarse en las revisiones ordinarias.</w:t>
+      </w:r>
+    </w:p>
     <w:p>
       <w:pPr>
         <w:pStyle w:val="Heading1"/>
       </w:pPr>
+      <w:bookmarkStart w:id="12" w:name="h12"/>
       <w:r>
-        <w:t>Sprint 1</w:t>
+        <w:t>8 Preparación del cierre del Sprint 4</w:t>
+      </w:r>
+      <w:bookmarkEnd w:id="12"/>
+    </w:p>
+    <w:p>
+      <w:r>
+        <w:t>La plantilla propuesta incluye fecha real, participantes confirmados, objetivo, evidencias revisadas, observaciones, acciones y siguiente comprobación. Se recomienda revisar específicamente sincronización offline, pagos divididos y cierre de caja. El contenido se completa después de la Review con los resultados efectivamente observados.</w:t>
       </w:r>
     </w:p>
-    <w:tbl>
-      <w:tblPr>
-        <w:tblStyle w:val="TableGrid"/>
-        <w:tblW w:type="auto" w:w="0"/>
-        <w:jc w:val="center"/>
-        <w:tblLook w:firstColumn="1" w:firstRow="1" w:lastColumn="0" w:lastRow="0" w:noHBand="0" w:noVBand="1" w:val="04A0"/>
-      </w:tblPr>
-      <w:tblGrid>
-        <w:gridCol w:w="4929"/>
-        <w:gridCol w:w="4929"/>
-      </w:tblGrid>
-      <w:tr>
-        <w:trPr>
-          <w:tblHeader w:val="true"/>
-        </w:trPr>
-        <w:tc>
-          <w:tcPr>
-            <w:tcW w:type="dxa" w:w="4929"/>
-            <w:shd w:fill="17365D"/>
-            <w:tcMar>
-              <w:top w:w="80" w:type="dxa"/>
-              <w:start w:w="90" w:type="dxa"/>
-              <w:bottom w:w="80" w:type="dxa"/>
-              <w:end w:w="90" w:type="dxa"/>
-            </w:tcMar>
-          </w:tcPr>
-          <w:p>
-            <w:r>
-              <w:rPr>
-                <w:rFonts w:ascii="Arial" w:hAnsi="Arial"/>
-                <w:b/>
-                <w:color w:val="FFFFFF"/>
-                <w:sz w:val="18"/>
-              </w:rPr>
-              <w:t>Aspecto</w:t>
-            </w:r>
-          </w:p>
-        </w:tc>
-        <w:tc>
-          <w:tcPr>
-            <w:tcW w:type="dxa" w:w="4929"/>
-            <w:shd w:fill="17365D"/>
-            <w:tcMar>
-              <w:top w:w="80" w:type="dxa"/>
-              <w:start w:w="90" w:type="dxa"/>
-              <w:bottom w:w="80" w:type="dxa"/>
-              <w:end w:w="90" w:type="dxa"/>
-            </w:tcMar>
-          </w:tcPr>
-          <w:p>
-            <w:r>
-              <w:rPr>
-                <w:rFonts w:ascii="Arial" w:hAnsi="Arial"/>
-                <w:b/>
-                <w:color w:val="FFFFFF"/>
-                <w:sz w:val="18"/>
-              </w:rPr>
-              <w:t>Resultado</w:t>
-            </w:r>
-          </w:p>
-        </w:tc>
-      </w:tr>
-      <w:tr>
-        <w:tc>
-          <w:tcPr>
-            <w:tcW w:type="dxa" w:w="4929"/>
-            <w:tcMar>
-              <w:top w:w="80" w:type="dxa"/>
-              <w:start w:w="90" w:type="dxa"/>
-              <w:bottom w:w="80" w:type="dxa"/>
-              <w:end w:w="90" w:type="dxa"/>
-            </w:tcMar>
-          </w:tcPr>
-          <w:p>
-            <w:r>
-              <w:rPr>
-                <w:rFonts w:ascii="Arial" w:hAnsi="Arial"/>
-                <w:sz w:val="18"/>
-              </w:rPr>
-              <w:t>Funcionó</w:t>
-            </w:r>
-          </w:p>
-        </w:tc>
-        <w:tc>
-          <w:tcPr>
-            <w:tcW w:type="dxa" w:w="4929"/>
-            <w:tcMar>
-              <w:top w:w="80" w:type="dxa"/>
-              <w:start w:w="90" w:type="dxa"/>
-              <w:bottom w:w="80" w:type="dxa"/>
-              <w:end w:w="90" w:type="dxa"/>
-            </w:tcMar>
-          </w:tcPr>
-          <w:p>
-            <w:r>
-              <w:rPr>
-                <w:rFonts w:ascii="Arial" w:hAnsi="Arial"/>
-                <w:sz w:val="18"/>
-              </w:rPr>
-              <w:t>Base del proyecto, definición inicial y coordinación del equipo.</w:t>
-            </w:r>
-          </w:p>
-        </w:tc>
-      </w:tr>
-      <w:tr>
-        <w:tc>
-          <w:tcPr>
-            <w:tcW w:type="dxa" w:w="4929"/>
-            <w:tcMar>
-              <w:top w:w="80" w:type="dxa"/>
-              <w:start w:w="90" w:type="dxa"/>
-              <w:bottom w:w="80" w:type="dxa"/>
-              <w:end w:w="90" w:type="dxa"/>
-            </w:tcMar>
-            <w:shd w:fill="F8FBFE"/>
-          </w:tcPr>
-          <w:p>
-            <w:r>
-              <w:rPr>
-                <w:rFonts w:ascii="Arial" w:hAnsi="Arial"/>
-                <w:sz w:val="18"/>
-              </w:rPr>
-              <w:t>A mejorar</w:t>
-            </w:r>
-          </w:p>
-        </w:tc>
-        <w:tc>
-          <w:tcPr>
-            <w:tcW w:type="dxa" w:w="4929"/>
-            <w:tcMar>
-              <w:top w:w="80" w:type="dxa"/>
-              <w:start w:w="90" w:type="dxa"/>
-              <w:bottom w:w="80" w:type="dxa"/>
-              <w:end w:w="90" w:type="dxa"/>
-            </w:tcMar>
-            <w:shd w:fill="F8FBFE"/>
-          </w:tcPr>
-          <w:p>
-            <w:r>
-              <w:rPr>
-                <w:rFonts w:ascii="Arial" w:hAnsi="Arial"/>
-                <w:sz w:val="18"/>
-              </w:rPr>
-              <w:t>Convertir requisitos amplios en historias más pequeñas y verificables.</w:t>
-            </w:r>
-          </w:p>
-        </w:tc>
-      </w:tr>
-      <w:tr>
-        <w:tc>
-          <w:tcPr>
-            <w:tcW w:type="dxa" w:w="4929"/>
-            <w:tcMar>
-              <w:top w:w="80" w:type="dxa"/>
-              <w:start w:w="90" w:type="dxa"/>
-              <w:bottom w:w="80" w:type="dxa"/>
-              <w:end w:w="90" w:type="dxa"/>
-            </w:tcMar>
-          </w:tcPr>
-          <w:p>
-            <w:r>
-              <w:rPr>
-                <w:rFonts w:ascii="Arial" w:hAnsi="Arial"/>
-                <w:sz w:val="18"/>
-              </w:rPr>
-              <w:t>Acción acordada</w:t>
-            </w:r>
-          </w:p>
-        </w:tc>
-        <w:tc>
-          <w:tcPr>
-            <w:tcW w:type="dxa" w:w="4929"/>
-            <w:tcMar>
-              <w:top w:w="80" w:type="dxa"/>
-              <w:start w:w="90" w:type="dxa"/>
-              <w:bottom w:w="80" w:type="dxa"/>
-              <w:end w:w="90" w:type="dxa"/>
-            </w:tcMar>
-          </w:tcPr>
-          <w:p>
-            <w:r>
-              <w:rPr>
-                <w:rFonts w:ascii="Arial" w:hAnsi="Arial"/>
-                <w:sz w:val="18"/>
-              </w:rPr>
-              <w:t>Agregar criterios de aceptación y responsables más claros.</w:t>
-            </w:r>
-          </w:p>
-        </w:tc>
-      </w:tr>
-    </w:tbl>
-    <w:p/>
+    <w:p>
+      <w:r>
+        <w:t>Las preguntas útiles son qué dificultó terminar HU-13, qué prueba faltó al decidir el cierre, qué errores se detectaron tarde y qué evidencia habría permitido detectarlos antes. Las respuestas deben referirse a hechos del Sprint, evitando evaluaciones generales sin ejemplos. Si un proveedor falló, se debe distinguir la dependencia externa de la forma de responder a ella.</w:t>
+      </w:r>
+    </w:p>
     <w:p>
       <w:pPr>
         <w:pStyle w:val="Heading1"/>
       </w:pPr>
+      <w:bookmarkStart w:id="13" w:name="h13"/>
       <w:r>
-        <w:t>Sprint 2</w:t>
+        <w:t>9 Seguimiento de mejoras</w:t>
+      </w:r>
+      <w:bookmarkEnd w:id="13"/>
+    </w:p>
+    <w:p>
+      <w:r>
+        <w:t>Una mejora es útil cuando cambia una práctica observable. Agregar un criterio es verificable; mejorar comunicación requiere describir qué registro o evento cambiará. Se propone revisar las acciones en el siguiente Planning y limitar la cantidad simultánea a lo que el equipo pueda ejecutar. Esta recomendación no cambia las historias de Sprints 5 a 8 antes de sus Planning.</w:t>
       </w:r>
     </w:p>
-    <w:tbl>
-      <w:tblPr>
-        <w:tblStyle w:val="TableGrid"/>
-        <w:tblW w:type="auto" w:w="0"/>
-        <w:jc w:val="center"/>
-        <w:tblLook w:firstColumn="1" w:firstRow="1" w:lastColumn="0" w:lastRow="0" w:noHBand="0" w:noVBand="1" w:val="04A0"/>
-      </w:tblPr>
-      <w:tblGrid>
-        <w:gridCol w:w="4929"/>
-        <w:gridCol w:w="4929"/>
-      </w:tblGrid>
-      <w:tr>
-        <w:trPr>
-          <w:tblHeader w:val="true"/>
-        </w:trPr>
-        <w:tc>
-          <w:tcPr>
-            <w:tcW w:type="dxa" w:w="4929"/>
-            <w:shd w:fill="17365D"/>
-            <w:tcMar>
-              <w:top w:w="80" w:type="dxa"/>
-              <w:start w:w="90" w:type="dxa"/>
-              <w:bottom w:w="80" w:type="dxa"/>
-              <w:end w:w="90" w:type="dxa"/>
-            </w:tcMar>
-          </w:tcPr>
-          <w:p>
-            <w:r>
-              <w:rPr>
-                <w:rFonts w:ascii="Arial" w:hAnsi="Arial"/>
-                <w:b/>
-                <w:color w:val="FFFFFF"/>
-                <w:sz w:val="18"/>
-              </w:rPr>
-              <w:t>Aspecto</w:t>
-            </w:r>
-          </w:p>
-        </w:tc>
-        <w:tc>
-          <w:tcPr>
-            <w:tcW w:type="dxa" w:w="4929"/>
-            <w:shd w:fill="17365D"/>
-            <w:tcMar>
-              <w:top w:w="80" w:type="dxa"/>
-              <w:start w:w="90" w:type="dxa"/>
-              <w:bottom w:w="80" w:type="dxa"/>
-              <w:end w:w="90" w:type="dxa"/>
-            </w:tcMar>
-          </w:tcPr>
-          <w:p>
-            <w:r>
-              <w:rPr>
-                <w:rFonts w:ascii="Arial" w:hAnsi="Arial"/>
-                <w:b/>
-                <w:color w:val="FFFFFF"/>
-                <w:sz w:val="18"/>
-              </w:rPr>
-              <w:t>Resultado</w:t>
-            </w:r>
-          </w:p>
-        </w:tc>
-      </w:tr>
-      <w:tr>
-        <w:tc>
-          <w:tcPr>
-            <w:tcW w:type="dxa" w:w="4929"/>
-            <w:tcMar>
-              <w:top w:w="80" w:type="dxa"/>
-              <w:start w:w="90" w:type="dxa"/>
-              <w:bottom w:w="80" w:type="dxa"/>
-              <w:end w:w="90" w:type="dxa"/>
-            </w:tcMar>
-          </w:tcPr>
-          <w:p>
-            <w:r>
-              <w:rPr>
-                <w:rFonts w:ascii="Arial" w:hAnsi="Arial"/>
-                <w:sz w:val="18"/>
-              </w:rPr>
-              <w:t>Funcionó</w:t>
-            </w:r>
-          </w:p>
-        </w:tc>
-        <w:tc>
-          <w:tcPr>
-            <w:tcW w:type="dxa" w:w="4929"/>
-            <w:tcMar>
-              <w:top w:w="80" w:type="dxa"/>
-              <w:start w:w="90" w:type="dxa"/>
-              <w:bottom w:w="80" w:type="dxa"/>
-              <w:end w:w="90" w:type="dxa"/>
-            </w:tcMar>
-          </w:tcPr>
-          <w:p>
-            <w:r>
-              <w:rPr>
-                <w:rFonts w:ascii="Arial" w:hAnsi="Arial"/>
-                <w:sz w:val="18"/>
-              </w:rPr>
-              <w:t>Avance incremental en módulos centrales y mayor claridad del flujo de datos.</w:t>
-            </w:r>
-          </w:p>
-        </w:tc>
-      </w:tr>
-      <w:tr>
-        <w:tc>
-          <w:tcPr>
-            <w:tcW w:type="dxa" w:w="4929"/>
-            <w:tcMar>
-              <w:top w:w="80" w:type="dxa"/>
-              <w:start w:w="90" w:type="dxa"/>
-              <w:bottom w:w="80" w:type="dxa"/>
-              <w:end w:w="90" w:type="dxa"/>
-            </w:tcMar>
-            <w:shd w:fill="F8FBFE"/>
-          </w:tcPr>
-          <w:p>
-            <w:r>
-              <w:rPr>
-                <w:rFonts w:ascii="Arial" w:hAnsi="Arial"/>
-                <w:sz w:val="18"/>
-              </w:rPr>
-              <w:t>A mejorar</w:t>
-            </w:r>
-          </w:p>
-        </w:tc>
-        <w:tc>
-          <w:tcPr>
-            <w:tcW w:type="dxa" w:w="4929"/>
-            <w:tcMar>
-              <w:top w:w="80" w:type="dxa"/>
-              <w:start w:w="90" w:type="dxa"/>
-              <w:bottom w:w="80" w:type="dxa"/>
-              <w:end w:w="90" w:type="dxa"/>
-            </w:tcMar>
-            <w:shd w:fill="F8FBFE"/>
-          </w:tcPr>
-          <w:p>
-            <w:r>
-              <w:rPr>
-                <w:rFonts w:ascii="Arial" w:hAnsi="Arial"/>
-                <w:sz w:val="18"/>
-              </w:rPr>
-              <w:t>Mantener documentación y tablero sincronizados con el código.</w:t>
-            </w:r>
-          </w:p>
-        </w:tc>
-      </w:tr>
-      <w:tr>
-        <w:tc>
-          <w:tcPr>
-            <w:tcW w:type="dxa" w:w="4929"/>
-            <w:tcMar>
-              <w:top w:w="80" w:type="dxa"/>
-              <w:start w:w="90" w:type="dxa"/>
-              <w:bottom w:w="80" w:type="dxa"/>
-              <w:end w:w="90" w:type="dxa"/>
-            </w:tcMar>
-          </w:tcPr>
-          <w:p>
-            <w:r>
-              <w:rPr>
-                <w:rFonts w:ascii="Arial" w:hAnsi="Arial"/>
-                <w:sz w:val="18"/>
-              </w:rPr>
-              <w:t>Acción acordada</w:t>
-            </w:r>
-          </w:p>
-        </w:tc>
-        <w:tc>
-          <w:tcPr>
-            <w:tcW w:type="dxa" w:w="4929"/>
-            <w:tcMar>
-              <w:top w:w="80" w:type="dxa"/>
-              <w:start w:w="90" w:type="dxa"/>
-              <w:bottom w:w="80" w:type="dxa"/>
-              <w:end w:w="90" w:type="dxa"/>
-            </w:tcMar>
-          </w:tcPr>
-          <w:p>
-            <w:r>
-              <w:rPr>
-                <w:rFonts w:ascii="Arial" w:hAnsi="Arial"/>
-                <w:sz w:val="18"/>
-              </w:rPr>
-              <w:t>Actualizar evidencias al cerrar historias y reforzar trazabilidad.</w:t>
-            </w:r>
-          </w:p>
-        </w:tc>
-      </w:tr>
-    </w:tbl>
-    <w:p/>
+    <w:p>
+      <w:r>
+        <w:t>El cierre de una acción puede acreditarse con una historia que tenga criterios completos, una matriz actualizada o un caso repetible. Si el resultado no aparece, se conserva pendiente y se analiza su impedimento. La retrospectiva debe ayudar al equipo a aprender, no producir conclusiones favorables por defecto.</w:t>
+      </w:r>
+    </w:p>
     <w:p>
       <w:pPr>
         <w:pStyle w:val="Heading1"/>
       </w:pPr>
+      <w:bookmarkStart w:id="14" w:name="h14"/>
       <w:r>
-        <w:t>Sprint 3</w:t>
+        <w:t>10 Conclusiones</w:t>
+      </w:r>
+      <w:bookmarkEnd w:id="14"/>
+    </w:p>
+    <w:p>
+      <w:r>
+        <w:t>Los registros existentes identifican problemas concretos de claridad y evidencia. Su ampliación conserva esas observaciones y propone verificaciones que el equipo puede aplicar. El documento mantiene abierto el Sprint 4 y reserva sus conclusiones para resultados reales de cierre.</w:t>
       </w:r>
     </w:p>
-    <w:tbl>
-      <w:tblPr>
-        <w:tblStyle w:val="TableGrid"/>
-        <w:tblW w:type="auto" w:w="0"/>
-        <w:jc w:val="center"/>
-        <w:tblLook w:firstColumn="1" w:firstRow="1" w:lastColumn="0" w:lastRow="0" w:noHBand="0" w:noVBand="1" w:val="04A0"/>
-      </w:tblPr>
-      <w:tblGrid>
-        <w:gridCol w:w="4929"/>
-        <w:gridCol w:w="4929"/>
-      </w:tblGrid>
-      <w:tr>
-        <w:trPr>
-          <w:tblHeader w:val="true"/>
-        </w:trPr>
-        <w:tc>
-          <w:tcPr>
-            <w:tcW w:type="dxa" w:w="4929"/>
-            <w:shd w:fill="17365D"/>
-            <w:tcMar>
-              <w:top w:w="80" w:type="dxa"/>
-              <w:start w:w="90" w:type="dxa"/>
-              <w:bottom w:w="80" w:type="dxa"/>
-              <w:end w:w="90" w:type="dxa"/>
-            </w:tcMar>
-          </w:tcPr>
-          <w:p>
-            <w:r>
-              <w:rPr>
-                <w:rFonts w:ascii="Arial" w:hAnsi="Arial"/>
-                <w:b/>
-                <w:color w:val="FFFFFF"/>
-                <w:sz w:val="18"/>
-              </w:rPr>
-              <w:t>Aspecto</w:t>
-            </w:r>
-          </w:p>
-        </w:tc>
-        <w:tc>
-          <w:tcPr>
-            <w:tcW w:type="dxa" w:w="4929"/>
-            <w:shd w:fill="17365D"/>
-            <w:tcMar>
-              <w:top w:w="80" w:type="dxa"/>
-              <w:start w:w="90" w:type="dxa"/>
-              <w:bottom w:w="80" w:type="dxa"/>
-              <w:end w:w="90" w:type="dxa"/>
-            </w:tcMar>
-          </w:tcPr>
-          <w:p>
-            <w:r>
-              <w:rPr>
-                <w:rFonts w:ascii="Arial" w:hAnsi="Arial"/>
-                <w:b/>
-                <w:color w:val="FFFFFF"/>
-                <w:sz w:val="18"/>
-              </w:rPr>
-              <w:t>Resultado</w:t>
-            </w:r>
-          </w:p>
-        </w:tc>
-      </w:tr>
-      <w:tr>
-        <w:tc>
-          <w:tcPr>
-            <w:tcW w:type="dxa" w:w="4929"/>
-            <w:tcMar>
-              <w:top w:w="80" w:type="dxa"/>
-              <w:start w:w="90" w:type="dxa"/>
-              <w:bottom w:w="80" w:type="dxa"/>
-              <w:end w:w="90" w:type="dxa"/>
-            </w:tcMar>
-          </w:tcPr>
-          <w:p>
-            <w:r>
-              <w:rPr>
-                <w:rFonts w:ascii="Arial" w:hAnsi="Arial"/>
-                <w:sz w:val="18"/>
-              </w:rPr>
-              <w:t>Funcionó</w:t>
-            </w:r>
-          </w:p>
-        </w:tc>
-        <w:tc>
-          <w:tcPr>
-            <w:tcW w:type="dxa" w:w="4929"/>
-            <w:tcMar>
-              <w:top w:w="80" w:type="dxa"/>
-              <w:start w:w="90" w:type="dxa"/>
-              <w:bottom w:w="80" w:type="dxa"/>
-              <w:end w:w="90" w:type="dxa"/>
-            </w:tcMar>
-          </w:tcPr>
-          <w:p>
-            <w:r>
-              <w:rPr>
-                <w:rFonts w:ascii="Arial" w:hAnsi="Arial"/>
-                <w:sz w:val="18"/>
-              </w:rPr>
-              <w:t>Integración de más capacidades y consolidación técnica del MVP.</w:t>
-            </w:r>
-          </w:p>
-        </w:tc>
-      </w:tr>
-      <w:tr>
-        <w:tc>
-          <w:tcPr>
-            <w:tcW w:type="dxa" w:w="4929"/>
-            <w:tcMar>
-              <w:top w:w="80" w:type="dxa"/>
-              <w:start w:w="90" w:type="dxa"/>
-              <w:bottom w:w="80" w:type="dxa"/>
-              <w:end w:w="90" w:type="dxa"/>
-            </w:tcMar>
-            <w:shd w:fill="F8FBFE"/>
-          </w:tcPr>
-          <w:p>
-            <w:r>
-              <w:rPr>
-                <w:rFonts w:ascii="Arial" w:hAnsi="Arial"/>
-                <w:sz w:val="18"/>
-              </w:rPr>
-              <w:t>A mejorar</w:t>
-            </w:r>
-          </w:p>
-        </w:tc>
-        <w:tc>
-          <w:tcPr>
-            <w:tcW w:type="dxa" w:w="4929"/>
-            <w:tcMar>
-              <w:top w:w="80" w:type="dxa"/>
-              <w:start w:w="90" w:type="dxa"/>
-              <w:bottom w:w="80" w:type="dxa"/>
-              <w:end w:w="90" w:type="dxa"/>
-            </w:tcMar>
-            <w:shd w:fill="F8FBFE"/>
-          </w:tcPr>
-          <w:p>
-            <w:r>
-              <w:rPr>
-                <w:rFonts w:ascii="Arial" w:hAnsi="Arial"/>
-                <w:sz w:val="18"/>
-              </w:rPr>
-              <w:t>Separar mejor trabajo terminado, pendiente y evidencia histórica.</w:t>
-            </w:r>
-          </w:p>
-        </w:tc>
-      </w:tr>
-      <w:tr>
-        <w:tc>
-          <w:tcPr>
-            <w:tcW w:type="dxa" w:w="4929"/>
-            <w:tcMar>
-              <w:top w:w="80" w:type="dxa"/>
-              <w:start w:w="90" w:type="dxa"/>
-              <w:bottom w:w="80" w:type="dxa"/>
-              <w:end w:w="90" w:type="dxa"/>
-            </w:tcMar>
-          </w:tcPr>
-          <w:p>
-            <w:r>
-              <w:rPr>
-                <w:rFonts w:ascii="Arial" w:hAnsi="Arial"/>
-                <w:sz w:val="18"/>
-              </w:rPr>
-              <w:t>Acción acordada</w:t>
-            </w:r>
-          </w:p>
-        </w:tc>
-        <w:tc>
-          <w:tcPr>
-            <w:tcW w:type="dxa" w:w="4929"/>
-            <w:tcMar>
-              <w:top w:w="80" w:type="dxa"/>
-              <w:start w:w="90" w:type="dxa"/>
-              <w:bottom w:w="80" w:type="dxa"/>
-              <w:end w:w="90" w:type="dxa"/>
-            </w:tcMar>
-          </w:tcPr>
-          <w:p>
-            <w:r>
-              <w:rPr>
-                <w:rFonts w:ascii="Arial" w:hAnsi="Arial"/>
-                <w:sz w:val="18"/>
-              </w:rPr>
-              <w:t>Reorganizar documentación, pruebas y gestión Scrum; Trello pasa a ser fuente activa.</w:t>
-            </w:r>
-          </w:p>
-        </w:tc>
-      </w:tr>
-    </w:tbl>
-    <w:p/>
     <w:p>
       <w:pPr>
         <w:pStyle w:val="Heading1"/>
       </w:pPr>
+      <w:bookmarkStart w:id="15" w:name="h15"/>
       <w:r>
-        <w:t>Sprint 4</w:t>
+        <w:t>11 Referencias y evidencia de la versión</w:t>
       </w:r>
+      <w:bookmarkEnd w:id="15"/>
     </w:p>
-    <w:tbl>
-      <w:tblPr>
-        <w:tblStyle w:val="TableGrid"/>
-        <w:tblW w:type="auto" w:w="0"/>
-        <w:jc w:val="center"/>
-        <w:tblLook w:firstColumn="1" w:firstRow="1" w:lastColumn="0" w:lastRow="0" w:noHBand="0" w:noVBand="1" w:val="04A0"/>
-      </w:tblPr>
-      <w:tblGrid>
-        <w:gridCol w:w="9858"/>
-      </w:tblGrid>
-      <w:tr>
-        <w:tc>
-          <w:tcPr>
-            <w:tcW w:type="dxa" w:w="9858"/>
-            <w:shd w:fill="EAF2F8"/>
-            <w:tcMar>
-              <w:top w:w="100" w:type="dxa"/>
-              <w:start w:w="140" w:type="dxa"/>
-              <w:bottom w:w="100" w:type="dxa"/>
-              <w:end w:w="140" w:type="dxa"/>
-            </w:tcMar>
-          </w:tcPr>
-          <w:p>
-            <w:r>
-              <w:rPr>
-                <w:b/>
-                <w:color w:val="2F5597"/>
-              </w:rPr>
-              <w:t xml:space="preserve">Estado: </w:t>
-            </w:r>
-            <w:r>
-              <w:t>En curso al 03-10-2026. La retrospectiva se completa al cierre del Sprint (09-10-2026) y no se anticipa como si estuviera cerrada.</w:t>
-            </w:r>
-          </w:p>
-        </w:tc>
-      </w:tr>
-    </w:tbl>
-    <w:p/>
     <w:p>
-      <w:pPr>
-        <w:pStyle w:val="Heading1"/>
-      </w:pPr>
       <w:r>
-        <w:t>Síntesis de aprendizaje</w:t>
+        <w:t>Las referencias externas fundamentan conceptos y organización. La descripción específica de Localito procede del repositorio. Se consultaron fuentes públicas el 03 de octubre de 2026. Las fichas públicas ISO se utilizan para alcance y orientación, sin atribuir acceso al texto normativo completo ni conformidad certificada.</w:t>
       </w:r>
     </w:p>
     <w:p>
-      <w:pPr>
-        <w:pStyle w:val="ListBullet"/>
-      </w:pPr>
       <w:r>
-        <w:t>El tablero y la documentación deben reflejar el estado real, no una planificación idealizada.</w:t>
+        <w:t xml:space="preserve">[R6] Schwaber K y Sutherland J 2020. The Scrum Guide. </w:t>
       </w:r>
+      <w:hyperlink r:id="rId11">
+        <w:r>
+          <w:rPr>
+            <w:color w:val="000000"/>
+          </w:rPr>
+          <w:t xml:space="preserve">https://scrumguides.org/scrum-guide.html</w:t>
+        </w:r>
+      </w:hyperlink>
     </w:p>
     <w:p>
-      <w:pPr>
-        <w:pStyle w:val="ListBullet"/>
-      </w:pPr>
       <w:r>
-        <w:t>Las evidencias se deben cerrar junto con las historias.</w:t>
+        <w:t xml:space="preserve">[P] Equipo Localito. Repositorio LocalitoSaaS. Commit base 05a6f34b749cdc97dd560d91bb9be057a1197fbf. </w:t>
       </w:r>
+      <w:hyperlink r:id="rId12">
+        <w:r>
+          <w:rPr>
+            <w:color w:val="000000"/>
+          </w:rPr>
+          <w:t xml:space="preserve">https://github.com/CamiloGonzalezSt/LocalitoSaaS/tree/05a6f34b749cdc97dd560d91bb9be057a1197fbf</w:t>
+        </w:r>
+      </w:hyperlink>
     </w:p>
     <w:p>
-      <w:pPr>
-        <w:pStyle w:val="ListBullet"/>
-      </w:pPr>
       <w:r>
-        <w:t>Los Sprints futuros no deben contener HU antes de Planning.</w:t>
-      </w:r>
-    </w:p>
-    <w:p>
-      <w:pPr>
-        <w:pStyle w:val="ListBullet"/>
-      </w:pPr>
-      <w:r>
-        <w:t>Las limitaciones técnicas y académicas deben declararse explícitamente.</w:t>
+        <w:t>Fuentes internas revisadas: README.md; package.json y manifests de apps; apps/api/src/server.ts, repository.ts y auth.ts; db/schema.sql; apps/web/src/lib/offline.ts y workspaceCache.ts; docs de requisitos, calidad, operación y Scrum. La revisión es documental y estática. No crea resultados de pruebas funcionales, reuniones ni aceptación de usuario.</w:t>
       </w:r>
     </w:p>
     <w:sectPr>
       <w:headerReference w:type="default" r:id="rId9"/>
       <w:footerReference w:type="default" r:id="rId10"/>
       <w:pgSz w:w="12240" w:h="15840"/>
-      <w:pgMar w:top="1134" w:right="1191" w:bottom="1020" w:left="1191" w:header="720" w:footer="720" w:gutter="0"/>
+      <w:pgMar w:top="1195" w:right="1296" w:bottom="1195" w:left="1296" w:header="518" w:footer="518" w:gutter="0"/>
       <w:cols w:space="720"/>
       <w:docGrid w:linePitch="360"/>
     </w:sectPr>
@@ -1341,19 +1461,42 @@
   <w:p>
     <w:pPr>
       <w:pStyle w:val="Footer"/>
-      <w:jc w:val="center"/>
+      <w:jc w:val="right"/>
     </w:pPr>
     <w:r>
       <w:rPr>
-        <w:rFonts w:ascii="Arial" w:hAnsi="Arial"/>
-        <w:color w:val="777777"/>
-        <w:sz w:val="16"/>
-      </w:rPr>
-      <w:t xml:space="preserve">Documento académico y técnico · Actualizado 03-10-2026 · Página </w:t>
+        <w:sz w:val="18"/>
+      </w:rPr>
+      <w:t xml:space="preserve">Página </w:t>
     </w:r>
     <w:r>
+      <w:rPr>
+        <w:sz w:val="18"/>
+      </w:rPr>
       <w:fldChar w:fldCharType="begin"/>
+    </w:r>
+    <w:r>
+      <w:rPr>
+        <w:sz w:val="18"/>
+      </w:rPr>
       <w:instrText xml:space="preserve"> PAGE </w:instrText>
+    </w:r>
+    <w:r>
+      <w:rPr>
+        <w:sz w:val="18"/>
+      </w:rPr>
+      <w:fldChar w:fldCharType="separate"/>
+    </w:r>
+    <w:r>
+      <w:rPr>
+        <w:sz w:val="18"/>
+      </w:rPr>
+      <w:t>1</w:t>
+    </w:r>
+    <w:r>
+      <w:rPr>
+        <w:sz w:val="18"/>
+      </w:rPr>
       <w:fldChar w:fldCharType="end"/>
     </w:r>
   </w:p>
@@ -1364,16 +1507,14 @@
 <w:hdr xmlns:m="http://schemas.openxmlformats.org/officeDocument/2006/math" xmlns:mc="http://schemas.openxmlformats.org/markup-compatibility/2006" xmlns:mo="http://schemas.microsoft.com/office/mac/office/2008/main" xmlns:mv="urn:schemas-microsoft-com:mac:vml" xmlns:o="urn:schemas-microsoft-com:office:office" xmlns:r="http://schemas.openxmlformats.org/officeDocument/2006/relationships" xmlns:v="urn:schemas-microsoft-com:vml" xmlns:w10="urn:schemas-microsoft-com:office:word" xmlns:w14="http://schemas.microsoft.com/office/word/2010/wordml" xmlns:w="http://schemas.openxmlformats.org/wordprocessingml/2006/main" xmlns:wne="http://schemas.microsoft.com/office/word/2006/wordml" xmlns:wp14="http://schemas.microsoft.com/office/word/2010/wordprocessingDrawing" xmlns:wp="http://schemas.openxmlformats.org/drawingml/2006/wordprocessingDrawing" xmlns:wpc="http://schemas.microsoft.com/office/word/2010/wordprocessingCanvas" xmlns:wpg="http://schemas.microsoft.com/office/word/2010/wordprocessingGroup" xmlns:wpi="http://schemas.microsoft.com/office/word/2010/wordprocessingInk" xmlns:wps="http://schemas.microsoft.com/office/word/2010/wordprocessingShape" mc:Ignorable="w14 wp14">
   <w:p>
     <w:pPr>
-      <w:pStyle w:val="Header"/>
-      <w:jc w:val="right"/>
+      <w:spacing w:after="0"/>
     </w:pPr>
     <w:r>
       <w:rPr>
-        <w:rFonts w:ascii="Arial" w:hAnsi="Arial"/>
-        <w:color w:val="6B6B6B"/>
+        <w:color w:val="000000"/>
         <w:sz w:val="16"/>
       </w:rPr>
-      <w:t>LOCALITO  |  Capstone 2026  |  Ingeniería en Informática</w:t>
+      <w:t>LOCALITO   |   Retrospectivas</w:t>
     </w:r>
   </w:p>
 </w:hdr>
@@ -1743,12 +1884,13 @@
     <w:qFormat/>
     <w:rsid w:val="00FC693F"/>
     <w:pPr>
-      <w:spacing w:after="100" w:line="259" w:lineRule="auto"/>
+      <w:widowControl/>
+      <w:spacing w:after="140" w:line="274" w:lineRule="auto"/>
     </w:pPr>
     <w:rPr>
-      <w:rFonts w:ascii="Arial" w:hAnsi="Arial"/>
-      <w:color w:val="1F1F1F"/>
-      <w:sz w:val="21"/>
+      <w:rFonts w:ascii="Calibri" w:hAnsi="Calibri"/>
+      <w:color w:val="000000"/>
+      <w:sz w:val="22"/>
     </w:rPr>
   </w:style>
   <w:style w:type="paragraph" w:styleId="Header">
@@ -1806,15 +1948,15 @@
     <w:pPr>
       <w:keepNext/>
       <w:keepLines/>
-      <w:spacing w:before="200" w:after="100"/>
+      <w:spacing w:before="300" w:after="140"/>
       <w:outlineLvl w:val="0"/>
     </w:pPr>
     <w:rPr>
-      <w:rFonts w:asciiTheme="majorHAnsi" w:eastAsiaTheme="majorEastAsia" w:hAnsiTheme="majorHAnsi" w:cstheme="majorBidi" w:ascii="Arial" w:hAnsi="Arial"/>
+      <w:rFonts w:asciiTheme="majorHAnsi" w:eastAsiaTheme="majorEastAsia" w:hAnsiTheme="majorHAnsi" w:cstheme="majorBidi" w:ascii="Calibri" w:hAnsi="Calibri"/>
       <w:b/>
       <w:bCs/>
-      <w:color w:val="17365D"/>
-      <w:sz w:val="32"/>
+      <w:color w:val="000000"/>
+      <w:sz w:val="30"/>
       <w:szCs w:val="28"/>
     </w:rPr>
   </w:style>
@@ -1830,15 +1972,15 @@
     <w:pPr>
       <w:keepNext/>
       <w:keepLines/>
-      <w:spacing w:before="200" w:after="100"/>
+      <w:spacing w:before="200" w:after="140"/>
       <w:outlineLvl w:val="1"/>
     </w:pPr>
     <w:rPr>
-      <w:rFonts w:asciiTheme="majorHAnsi" w:eastAsiaTheme="majorEastAsia" w:hAnsiTheme="majorHAnsi" w:cstheme="majorBidi" w:ascii="Arial" w:hAnsi="Arial"/>
+      <w:rFonts w:asciiTheme="majorHAnsi" w:eastAsiaTheme="majorEastAsia" w:hAnsiTheme="majorHAnsi" w:cstheme="majorBidi" w:ascii="Calibri" w:hAnsi="Calibri"/>
       <w:b/>
       <w:bCs/>
-      <w:color w:val="2F5597"/>
-      <w:sz w:val="26"/>
+      <w:color w:val="000000"/>
+      <w:sz w:val="24"/>
       <w:szCs w:val="26"/>
     </w:rPr>
   </w:style>
@@ -1854,15 +1996,15 @@
     <w:pPr>
       <w:keepNext/>
       <w:keepLines/>
-      <w:spacing w:before="200" w:after="100"/>
+      <w:spacing w:before="200" w:after="140"/>
       <w:outlineLvl w:val="2"/>
     </w:pPr>
     <w:rPr>
-      <w:rFonts w:asciiTheme="majorHAnsi" w:eastAsiaTheme="majorEastAsia" w:hAnsiTheme="majorHAnsi" w:cstheme="majorBidi" w:ascii="Arial" w:hAnsi="Arial"/>
+      <w:rFonts w:asciiTheme="majorHAnsi" w:eastAsiaTheme="majorEastAsia" w:hAnsiTheme="majorHAnsi" w:cstheme="majorBidi" w:ascii="Calibri" w:hAnsi="Calibri"/>
       <w:b/>
       <w:bCs/>
-      <w:color w:val="2F5597"/>
-      <w:sz w:val="23"/>
+      <w:color w:val="000000"/>
+      <w:sz w:val="22"/>
     </w:rPr>
   </w:style>
   <w:style w:type="paragraph" w:styleId="Heading4">
@@ -2093,19 +2235,17 @@
     <w:qFormat/>
     <w:rsid w:val="00FC693F"/>
     <w:pPr>
-      <w:pBdr>
-        <w:bottom w:val="single" w:sz="8" w:space="4" w:color="4F81BD" w:themeColor="accent1"/>
-      </w:pBdr>
-      <w:spacing w:after="100" w:line="240" w:lineRule="auto" w:before="0"/>
+      <w:keepNext/>
+      <w:spacing w:after="140" w:line="240" w:lineRule="auto" w:before="200"/>
       <w:contextualSpacing/>
     </w:pPr>
     <w:rPr>
-      <w:rFonts w:asciiTheme="majorHAnsi" w:eastAsiaTheme="majorEastAsia" w:hAnsiTheme="majorHAnsi" w:cstheme="majorBidi" w:ascii="Arial" w:hAnsi="Arial"/>
+      <w:rFonts w:asciiTheme="majorHAnsi" w:eastAsiaTheme="majorEastAsia" w:hAnsiTheme="majorHAnsi" w:cstheme="majorBidi" w:ascii="Calibri" w:hAnsi="Calibri"/>
       <w:b/>
-      <w:color w:val="17365D"/>
+      <w:color w:val="000000"/>
       <w:spacing w:val="5"/>
       <w:kern w:val="28"/>
-      <w:sz w:val="48"/>
+      <w:sz w:val="52"/>
       <w:szCs w:val="52"/>
     </w:rPr>
   </w:style>
@@ -2133,15 +2273,18 @@
     <w:qFormat/>
     <w:rsid w:val="00FC693F"/>
     <w:pPr>
+      <w:keepNext/>
       <w:numPr>
         <w:ilvl w:val="1"/>
       </w:numPr>
+      <w:spacing w:before="200" w:after="140"/>
     </w:pPr>
     <w:rPr>
-      <w:rFonts w:asciiTheme="majorHAnsi" w:eastAsiaTheme="majorEastAsia" w:hAnsiTheme="majorHAnsi" w:cstheme="majorBidi"/>
+      <w:rFonts w:asciiTheme="majorHAnsi" w:eastAsiaTheme="majorEastAsia" w:hAnsiTheme="majorHAnsi" w:cstheme="majorBidi" w:ascii="Calibri" w:hAnsi="Calibri"/>
+      <w:b w:val="0"/>
       <w:i/>
       <w:iCs/>
-      <w:color w:val="4F81BD" w:themeColor="accent1"/>
+      <w:color w:val="000000"/>
       <w:spacing w:val="15"/>
       <w:sz w:val="24"/>
       <w:szCs w:val="24"/>
@@ -2543,10 +2686,11 @@
       <w:spacing w:line="240" w:lineRule="auto"/>
     </w:pPr>
     <w:rPr>
+      <w:rFonts w:ascii="Calibri" w:hAnsi="Calibri"/>
       <w:b/>
       <w:bCs/>
-      <w:color w:val="4F81BD" w:themeColor="accent1"/>
-      <w:sz w:val="18"/>
+      <w:color w:val="000000"/>
+      <w:sz w:val="19"/>
       <w:szCs w:val="18"/>
     </w:rPr>
   </w:style>
@@ -2581,9 +2725,6 @@
     <w:qFormat/>
     <w:rsid w:val="00FC693F"/>
     <w:pPr>
-      <w:pBdr>
-        <w:bottom w:val="single" w:sz="4" w:space="4" w:color="4F81BD" w:themeColor="accent1"/>
-      </w:pBdr>
       <w:spacing w:before="200" w:after="280"/>
       <w:ind w:left="936" w:right="936"/>
     </w:pPr>
@@ -13435,14 +13576,44 @@
       </w:tcPr>
     </w:tblStylePr>
   </w:style>
-  <w:style w:type="paragraph" w:customStyle="1" w:styleId="CodeBlock">
-    <w:name w:val="Code Block"/>
-    <w:pPr>
-      <w:spacing w:after="0"/>
-      <w:ind w:left="142" w:right="142"/>
+  <w:style w:type="paragraph" w:customStyle="1" w:styleId="TOC1">
+    <w:name w:val="TOC 1"/>
+    <w:pPr>
+      <w:tabs>
+        <w:tab w:pos="9648" w:val="right" w:leader="dot"/>
+      </w:tabs>
+      <w:spacing w:after="100" w:line="254" w:lineRule="auto"/>
+      <w:ind w:left="0"/>
     </w:pPr>
     <w:rPr>
-      <w:rFonts w:ascii="Consolas" w:hAnsi="Consolas"/>
+      <w:rFonts w:ascii="Calibri" w:hAnsi="Calibri"/>
+      <w:color w:val="000000"/>
+      <w:sz w:val="21"/>
+    </w:rPr>
+  </w:style>
+  <w:style w:type="paragraph" w:customStyle="1" w:styleId="TOC2">
+    <w:name w:val="TOC 2"/>
+    <w:pPr>
+      <w:tabs>
+        <w:tab w:pos="9648" w:val="right" w:leader="dot"/>
+      </w:tabs>
+      <w:spacing w:after="100" w:line="254" w:lineRule="auto"/>
+      <w:ind w:left="274"/>
+    </w:pPr>
+    <w:rPr>
+      <w:rFonts w:ascii="Calibri" w:hAnsi="Calibri"/>
+      <w:color w:val="000000"/>
+      <w:sz w:val="21"/>
+    </w:rPr>
+  </w:style>
+  <w:style w:type="paragraph" w:customStyle="1" w:styleId="Code">
+    <w:name w:val="Code"/>
+    <w:pPr>
+      <w:widowControl/>
+      <w:spacing w:line="252" w:lineRule="auto" w:after="40" w:before="0"/>
+    </w:pPr>
+    <w:rPr>
+      <w:rFonts w:ascii="DejaVu Sans Mono" w:hAnsi="DejaVu Sans Mono"/>
       <w:sz w:val="17"/>
     </w:rPr>
   </w:style>

--- a/entregables/evaluacion_profesor/Retrospectivas_Localito.docx
+++ b/entregables/evaluacion_profesor/Retrospectivas_Localito.docx
@@ -65,9 +65,9 @@
     </w:p>
     <w:p>
       <w:r>
-        <w:t>Versión documental revisada</w:t>
+        <w:t>Revisión documental 04 de octubre de 2026</w:t>
         <w:br/>
-        <w:t>Corte del proyecto 03 de octubre de 2026</w:t>
+        <w:t>Estados de Scrum al 03 de octubre de 2026</w:t>
       </w:r>
     </w:p>
     <w:p>
@@ -512,7 +512,7 @@
           <w:rPr>
             <w:color w:val="000000"/>
           </w:rPr>
-          <w:t xml:space="preserve">10 Conclusiones</w:t>
+          <w:t xml:space="preserve">10 Ficha de registro para el siguiente cierre</w:t>
         </w:r>
       </w:hyperlink>
       <w:r>
@@ -543,7 +543,7 @@
           <w:rPr>
             <w:color w:val="000000"/>
           </w:rPr>
-          <w:t xml:space="preserve">11 Referencias y evidencia de la versión</w:t>
+          <w:t xml:space="preserve">11 Conclusiones</w:t>
         </w:r>
       </w:hyperlink>
       <w:r>
@@ -559,7 +559,38 @@
         <w:fldChar w:fldCharType="separate"/>
       </w:r>
       <w:r>
-        <w:t>5</w:t>
+        <w:t>6</w:t>
+      </w:r>
+      <w:r>
+        <w:fldChar w:fldCharType="end"/>
+      </w:r>
+    </w:p>
+    <w:p>
+      <w:pPr>
+        <w:pStyle w:val="TOC1"/>
+      </w:pPr>
+      <w:hyperlink w:anchor="h16">
+        <w:r>
+          <w:rPr>
+            <w:color w:val="000000"/>
+          </w:rPr>
+          <w:t xml:space="preserve">12 Referencias</w:t>
+        </w:r>
+      </w:hyperlink>
+      <w:r>
+        <w:tab/>
+      </w:r>
+      <w:r>
+        <w:fldChar w:fldCharType="begin"/>
+      </w:r>
+      <w:r>
+        <w:instrText xml:space="preserve"> PAGEREF h16 \h </w:instrText>
+      </w:r>
+      <w:r>
+        <w:fldChar w:fldCharType="separate"/>
+      </w:r>
+      <w:r>
+        <w:t>6</w:t>
       </w:r>
       <w:r>
         <w:fldChar w:fldCharType="end"/>
@@ -605,7 +636,7 @@
     </w:p>
     <w:p>
       <w:r>
-        <w:t>La retrospectiva inspecciona la forma de trabajar y busca mejoras para la siguiente iteración [R6]. El registro de Localito es breve. Su calidad puede mejorarse explicando el problema observado, su efecto y una acción verificable. La evidencia disponible no permite reconstruir duración, asistencia o citas textuales de participantes, por lo que esos datos no se inventan.</w:t>
+        <w:t>La retrospectiva inspecciona la forma de trabajar y busca mejoras para la siguiente iteración (Schwaber y Sutherland, 2020). El registro de Localito es breve. Su calidad puede mejorarse explicando el problema observado, su efecto y una acción verificable. La evidencia disponible no permite reconstruir duración, asistencia o citas textuales de participantes, por lo que esos datos no se inventan.</w:t>
       </w:r>
     </w:p>
     <w:p>
@@ -1389,9 +1420,64 @@
       </w:pPr>
       <w:bookmarkStart w:id="14" w:name="h14"/>
       <w:r>
-        <w:t>10 Conclusiones</w:t>
+        <w:t>10 Ficha de registro para el siguiente cierre</w:t>
       </w:r>
       <w:bookmarkEnd w:id="14"/>
+    </w:p>
+    <w:p>
+      <w:r>
+        <w:t>Este instrumento se completa en la retrospectiva efectivamente realizada. Las síntesis anteriores se conservan con su procedencia documental; no se les agregan asistentes, horarios ni aprobaciones sin confirmación.</w:t>
+      </w:r>
+    </w:p>
+    <w:p>
+      <w:r>
+        <w:t>Fecha real y Sprint: ______________________________________</w:t>
+      </w:r>
+    </w:p>
+    <w:p>
+      <w:r>
+        <w:t>Participantes confirmados: ______________________________________</w:t>
+      </w:r>
+    </w:p>
+    <w:p>
+      <w:r>
+        <w:t>Hecho observado y evidencia concreta: ______________________________________</w:t>
+      </w:r>
+    </w:p>
+    <w:p>
+      <w:r>
+        <w:t>Efecto sobre trabajo o calidad: ______________________________________</w:t>
+      </w:r>
+    </w:p>
+    <w:p>
+      <w:r>
+        <w:t>Acción acordada y responsable confirmado: ______________________________________</w:t>
+      </w:r>
+    </w:p>
+    <w:p>
+      <w:r>
+        <w:t>Fecha de seguimiento y criterio para comprobar la mejora: ______________________________________</w:t>
+      </w:r>
+    </w:p>
+    <w:p>
+      <w:r>
+        <w:t>Resultado del seguimiento: ______________________________________</w:t>
+      </w:r>
+    </w:p>
+    <w:p>
+      <w:r>
+        <w:t>El registro de una reunión futura no modifica retrospectivamente los Sprints cerrados. Una aclaración de un registro anterior se fecha como aclaración y conserva su fuente.</w:t>
+      </w:r>
+    </w:p>
+    <w:p>
+      <w:pPr>
+        <w:pStyle w:val="Heading1"/>
+      </w:pPr>
+      <w:bookmarkStart w:id="15" w:name="h15"/>
+      <w:r>
+        <w:t>11 Conclusiones</w:t>
+      </w:r>
+      <w:bookmarkEnd w:id="15"/>
     </w:p>
     <w:p>
       <w:r>
@@ -1402,22 +1488,61 @@
       <w:pPr>
         <w:pStyle w:val="Heading1"/>
       </w:pPr>
-      <w:bookmarkStart w:id="15" w:name="h15"/>
+      <w:bookmarkStart w:id="16" w:name="h16"/>
       <w:r>
-        <w:t>11 Referencias y evidencia de la versión</w:t>
+        <w:t>12 Referencias</w:t>
       </w:r>
-      <w:bookmarkEnd w:id="15"/>
+      <w:bookmarkEnd w:id="16"/>
     </w:p>
     <w:p>
       <w:r>
-        <w:t>Las referencias externas fundamentan conceptos y organización. La descripción específica de Localito procede del repositorio. Se consultaron fuentes públicas el 03 de octubre de 2026. Las fichas públicas ISO se utilizan para alcance y orientación, sin atribuir acceso al texto normativo completo ni conformidad certificada.</w:t>
+        <w:t>La evidencia del proyecto corresponde a la revisión versionada del repositorio (Equipo Localito, 2026). Las normas se consultaron mediante sus resúmenes públicos; no se declara certificación. Las fuentes web fueron consultadas durante esta revisión, del 03 al 04 de octubre de 2026.</w:t>
       </w:r>
     </w:p>
     <w:p>
+      <w:pPr>
+        <w:keepLines/>
+        <w:ind w:left="432" w:hanging="432"/>
+      </w:pPr>
       <w:r>
-        <w:t xml:space="preserve">[R6] Schwaber K y Sutherland J 2020. The Scrum Guide. </w:t>
+        <w:t xml:space="preserve">Equipo Localito (2026). </w:t>
+      </w:r>
+      <w:r>
+        <w:rPr>
+          <w:i/>
+        </w:rPr>
+        <w:t>LocalitoSaaS [Código y documentación, commit ddb9956cf35cfb2035f62528299fd6bb2c9b7d5c]</w:t>
+      </w:r>
+      <w:r>
+        <w:t xml:space="preserve">. </w:t>
       </w:r>
       <w:hyperlink r:id="rId11">
+        <w:r>
+          <w:rPr>
+            <w:color w:val="000000"/>
+          </w:rPr>
+          <w:t xml:space="preserve">https://github.com/CamiloGonzalezSt/LocalitoSaaS/tree/ddb9956cf35cfb2035f62528299fd6bb2c9b7d5c</w:t>
+        </w:r>
+      </w:hyperlink>
+    </w:p>
+    <w:p>
+      <w:pPr>
+        <w:keepLines/>
+        <w:ind w:left="432" w:hanging="432"/>
+      </w:pPr>
+      <w:r>
+        <w:t xml:space="preserve">Schwaber, K., y Sutherland, J. (2020). </w:t>
+      </w:r>
+      <w:r>
+        <w:rPr>
+          <w:i/>
+        </w:rPr>
+        <w:t>The Scrum Guide</w:t>
+      </w:r>
+      <w:r>
+        <w:t xml:space="preserve">. </w:t>
+      </w:r>
+      <w:hyperlink r:id="rId12">
         <w:r>
           <w:rPr>
             <w:color w:val="000000"/>
@@ -1425,24 +1550,6 @@
           <w:t xml:space="preserve">https://scrumguides.org/scrum-guide.html</w:t>
         </w:r>
       </w:hyperlink>
-    </w:p>
-    <w:p>
-      <w:r>
-        <w:t xml:space="preserve">[P] Equipo Localito. Repositorio LocalitoSaaS. Commit base 05a6f34b749cdc97dd560d91bb9be057a1197fbf. </w:t>
-      </w:r>
-      <w:hyperlink r:id="rId12">
-        <w:r>
-          <w:rPr>
-            <w:color w:val="000000"/>
-          </w:rPr>
-          <w:t xml:space="preserve">https://github.com/CamiloGonzalezSt/LocalitoSaaS/tree/05a6f34b749cdc97dd560d91bb9be057a1197fbf</w:t>
-        </w:r>
-      </w:hyperlink>
-    </w:p>
-    <w:p>
-      <w:r>
-        <w:t>Fuentes internas revisadas: README.md; package.json y manifests de apps; apps/api/src/server.ts, repository.ts y auth.ts; db/schema.sql; apps/web/src/lib/offline.ts y workspaceCache.ts; docs de requisitos, calidad, operación y Scrum. La revisión es documental y estática. No crea resultados de pruebas funcionales, reuniones ni aceptación de usuario.</w:t>
-      </w:r>
     </w:p>
     <w:sectPr>
       <w:headerReference w:type="default" r:id="rId9"/>
